--- a/CMA_Summaries_B4_Ch05.docx
+++ b/CMA_Summaries_B4_Ch05.docx
@@ -211,562 +211,6 @@
       </w:tr>
     </w:tbl>
     <w:p/>
-    <w:tbl>
-      <w:tblPr>
-        <w:tblW w:type="pct" w:w="100%"/>
-        <w:tblLayout w:type="fixed"/>
-        <w:tblBorders>
-          <w:top w:val="single" w:color="353A7C" w:sz="6"/>
-          <w:left w:val="single" w:color="353A7C" w:sz="6"/>
-          <w:bottom w:val="single" w:color="353A7C" w:sz="6"/>
-          <w:right w:val="single" w:color="353A7C" w:sz="6"/>
-          <w:insideH w:val="single" w:color="353A7C" w:sz="6"/>
-          <w:insideV w:val="single" w:color="353A7C" w:sz="6"/>
-        </w:tblBorders>
-      </w:tblPr>
-      <w:tblGrid>
-        <w:gridCol w:w="1455"/>
-        <w:gridCol w:w="3921"/>
-        <w:gridCol w:w="4224"/>
-      </w:tblGrid>
-      <w:tr>
-        <w:tc>
-          <w:tcPr>
-            <w:tcW w:type="pct" w:w="5000"/>
-            <w:gridSpan w:val="3"/>
-            <w:shd w:fill="353A7C" w:val="clear"/>
-            <w:tcMar>
-              <w:top w:type="dxa" w:w="60"/>
-              <w:left w:type="dxa" w:w="120"/>
-              <w:bottom w:type="dxa" w:w="60"/>
-              <w:right w:type="dxa" w:w="120"/>
-            </w:tcMar>
-          </w:tcPr>
-          <w:p>
-            <w:pPr>
-              <w:spacing w:before="40" w:after="40"/>
-            </w:pPr>
-            <w:r>
-              <w:rPr>
-                <w:b/>
-                <w:bCs/>
-                <w:color w:val="FFFFFF"/>
-                <w:sz w:val="17"/>
-                <w:szCs w:val="17"/>
-              </w:rPr>
-              <w:t xml:space="preserve">The three risks and who can change each</w:t>
-            </w:r>
-          </w:p>
-        </w:tc>
-      </w:tr>
-      <w:tr>
-        <w:tc>
-          <w:tcPr>
-            <w:tcW w:type="pct" w:w="758"/>
-            <w:shd w:fill="353A7C" w:val="clear"/>
-            <w:tcMar>
-              <w:top w:type="dxa" w:w="50"/>
-              <w:left w:type="dxa" w:w="110"/>
-              <w:bottom w:type="dxa" w:w="50"/>
-              <w:right w:type="dxa" w:w="110"/>
-            </w:tcMar>
-          </w:tcPr>
-          <w:p>
-            <w:pPr>
-              <w:spacing w:before="30" w:after="30"/>
-            </w:pPr>
-            <w:r>
-              <w:rPr>
-                <w:b/>
-                <w:bCs/>
-                <w:color w:val="FFFFFF"/>
-                <w:sz w:val="15"/>
-                <w:szCs w:val="15"/>
-              </w:rPr>
-              <w:t xml:space="preserve">Risk</w:t>
-            </w:r>
-          </w:p>
-        </w:tc>
-        <w:tc>
-          <w:tcPr>
-            <w:tcW w:type="pct" w:w="2042"/>
-            <w:shd w:fill="353A7C" w:val="clear"/>
-            <w:tcMar>
-              <w:top w:type="dxa" w:w="50"/>
-              <w:left w:type="dxa" w:w="110"/>
-              <w:bottom w:type="dxa" w:w="50"/>
-              <w:right w:type="dxa" w:w="110"/>
-            </w:tcMar>
-          </w:tcPr>
-          <w:p>
-            <w:pPr>
-              <w:spacing w:before="30" w:after="30"/>
-            </w:pPr>
-            <w:r>
-              <w:rPr>
-                <w:b/>
-                <w:bCs/>
-                <w:color w:val="FFFFFF"/>
-                <w:sz w:val="15"/>
-                <w:szCs w:val="15"/>
-              </w:rPr>
-              <w:t xml:space="preserve">Definition</w:t>
-            </w:r>
-          </w:p>
-        </w:tc>
-        <w:tc>
-          <w:tcPr>
-            <w:tcW w:type="pct" w:w="2200"/>
-            <w:shd w:fill="353A7C" w:val="clear"/>
-            <w:tcMar>
-              <w:top w:type="dxa" w:w="50"/>
-              <w:left w:type="dxa" w:w="110"/>
-              <w:bottom w:type="dxa" w:w="50"/>
-              <w:right w:type="dxa" w:w="110"/>
-            </w:tcMar>
-          </w:tcPr>
-          <w:p>
-            <w:pPr>
-              <w:spacing w:before="30" w:after="30"/>
-            </w:pPr>
-            <w:r>
-              <w:rPr>
-                <w:b/>
-                <w:bCs/>
-                <w:color w:val="FFFFFF"/>
-                <w:sz w:val="15"/>
-                <w:szCs w:val="15"/>
-              </w:rPr>
-              <w:t xml:space="preserve">Who can change it</w:t>
-            </w:r>
-          </w:p>
-        </w:tc>
-      </w:tr>
-      <w:tr>
-        <w:tc>
-          <w:tcPr>
-            <w:tcW w:type="pct" w:w="758"/>
-            <w:tcMar>
-              <w:top w:type="dxa" w:w="50"/>
-              <w:left w:type="dxa" w:w="110"/>
-              <w:bottom w:type="dxa" w:w="50"/>
-              <w:right w:type="dxa" w:w="110"/>
-            </w:tcMar>
-          </w:tcPr>
-          <w:p>
-            <w:pPr>
-              <w:spacing w:before="28" w:after="28"/>
-            </w:pPr>
-            <w:r>
-              <w:rPr>
-                <w:sz w:val="15"/>
-                <w:szCs w:val="15"/>
-              </w:rPr>
-              <w:t xml:space="preserve">Inherent risk</w:t>
-            </w:r>
-          </w:p>
-        </w:tc>
-        <w:tc>
-          <w:tcPr>
-            <w:tcW w:type="pct" w:w="2042"/>
-            <w:tcMar>
-              <w:top w:type="dxa" w:w="50"/>
-              <w:left w:type="dxa" w:w="110"/>
-              <w:bottom w:type="dxa" w:w="50"/>
-              <w:right w:type="dxa" w:w="110"/>
-            </w:tcMar>
-          </w:tcPr>
-          <w:p>
-            <w:pPr>
-              <w:spacing w:before="28" w:after="28"/>
-            </w:pPr>
-            <w:r>
-              <w:rPr>
-                <w:sz w:val="15"/>
-                <w:szCs w:val="15"/>
-              </w:rPr>
-              <w:t xml:space="preserve">Susceptibility to </w:t>
-            </w:r>
-            <w:r>
-              <w:rPr>
-                <w:b/>
-                <w:bCs/>
-                <w:color w:val="8186EF"/>
-                <w:sz w:val="14"/>
-                <w:szCs w:val="14"/>
-              </w:rPr>
-              <w:t xml:space="preserve"> (4) </w:t>
-            </w:r>
-            <w:r>
-              <w:rPr>
-                <w:u w:val="single"/>
-                <w:sz w:val="15"/>
-                <w:szCs w:val="15"/>
-              </w:rPr>
-              <w:t xml:space="preserve">              </w:t>
-            </w:r>
-            <w:r>
-              <w:rPr>
-                <w:sz w:val="15"/>
-                <w:szCs w:val="15"/>
-              </w:rPr>
-              <w:t xml:space="preserve"> </w:t>
-            </w:r>
-            <w:r>
-              <w:rPr>
-                <w:sz w:val="15"/>
-                <w:szCs w:val="15"/>
-              </w:rPr>
-              <w:t xml:space="preserve"> BEFORE considering any control</w:t>
-            </w:r>
-          </w:p>
-        </w:tc>
-        <w:tc>
-          <w:tcPr>
-            <w:tcW w:type="pct" w:w="2200"/>
-            <w:tcMar>
-              <w:top w:type="dxa" w:w="50"/>
-              <w:left w:type="dxa" w:w="110"/>
-              <w:bottom w:type="dxa" w:w="50"/>
-              <w:right w:type="dxa" w:w="110"/>
-            </w:tcMar>
-          </w:tcPr>
-          <w:p>
-            <w:pPr>
-              <w:spacing w:before="28" w:after="28"/>
-            </w:pPr>
-            <w:r>
-              <w:rPr>
-                <w:sz w:val="15"/>
-                <w:szCs w:val="15"/>
-              </w:rPr>
-              <w:t xml:space="preserve">Management, by changing what the business does</w:t>
-            </w:r>
-          </w:p>
-        </w:tc>
-      </w:tr>
-      <w:tr>
-        <w:tc>
-          <w:tcPr>
-            <w:tcW w:type="pct" w:w="758"/>
-            <w:shd w:fill="FBFAF6" w:val="clear"/>
-            <w:tcMar>
-              <w:top w:type="dxa" w:w="50"/>
-              <w:left w:type="dxa" w:w="110"/>
-              <w:bottom w:type="dxa" w:w="50"/>
-              <w:right w:type="dxa" w:w="110"/>
-            </w:tcMar>
-          </w:tcPr>
-          <w:p>
-            <w:pPr>
-              <w:spacing w:before="28" w:after="28"/>
-            </w:pPr>
-            <w:r>
-              <w:rPr>
-                <w:sz w:val="15"/>
-                <w:szCs w:val="15"/>
-              </w:rPr>
-              <w:t xml:space="preserve">Control risk</w:t>
-            </w:r>
-          </w:p>
-        </w:tc>
-        <w:tc>
-          <w:tcPr>
-            <w:tcW w:type="pct" w:w="2042"/>
-            <w:shd w:fill="FBFAF6" w:val="clear"/>
-            <w:tcMar>
-              <w:top w:type="dxa" w:w="50"/>
-              <w:left w:type="dxa" w:w="110"/>
-              <w:bottom w:type="dxa" w:w="50"/>
-              <w:right w:type="dxa" w:w="110"/>
-            </w:tcMar>
-          </w:tcPr>
-          <w:p>
-            <w:pPr>
-              <w:spacing w:before="28" w:after="28"/>
-            </w:pPr>
-            <w:r>
-              <w:rPr>
-                <w:sz w:val="15"/>
-                <w:szCs w:val="15"/>
-              </w:rPr>
-              <w:t xml:space="preserve">The risk that </w:t>
-            </w:r>
-            <w:r>
-              <w:rPr>
-                <w:b/>
-                <w:bCs/>
-                <w:color w:val="8186EF"/>
-                <w:sz w:val="14"/>
-                <w:szCs w:val="14"/>
-              </w:rPr>
-              <w:t xml:space="preserve"> (5) </w:t>
-            </w:r>
-            <w:r>
-              <w:rPr>
-                <w:u w:val="single"/>
-                <w:sz w:val="15"/>
-                <w:szCs w:val="15"/>
-              </w:rPr>
-              <w:t xml:space="preserve">              </w:t>
-            </w:r>
-            <w:r>
-              <w:rPr>
-                <w:sz w:val="15"/>
-                <w:szCs w:val="15"/>
-              </w:rPr>
-              <w:t xml:space="preserve"> </w:t>
-            </w:r>
-            <w:r>
-              <w:rPr>
-                <w:sz w:val="15"/>
-                <w:szCs w:val="15"/>
-              </w:rPr>
-              <w:t xml:space="preserve"> control will not prevent or detect it in time</w:t>
-            </w:r>
-          </w:p>
-        </w:tc>
-        <w:tc>
-          <w:tcPr>
-            <w:tcW w:type="pct" w:w="2200"/>
-            <w:shd w:fill="FBFAF6" w:val="clear"/>
-            <w:tcMar>
-              <w:top w:type="dxa" w:w="50"/>
-              <w:left w:type="dxa" w:w="110"/>
-              <w:bottom w:type="dxa" w:w="50"/>
-              <w:right w:type="dxa" w:w="110"/>
-            </w:tcMar>
-          </w:tcPr>
-          <w:p>
-            <w:pPr>
-              <w:spacing w:before="28" w:after="28"/>
-            </w:pPr>
-            <w:r>
-              <w:rPr>
-                <w:sz w:val="15"/>
-                <w:szCs w:val="15"/>
-              </w:rPr>
-              <w:t xml:space="preserve">Management, by designing and operating better controls</w:t>
-            </w:r>
-          </w:p>
-        </w:tc>
-      </w:tr>
-      <w:tr>
-        <w:tc>
-          <w:tcPr>
-            <w:tcW w:type="pct" w:w="758"/>
-            <w:tcMar>
-              <w:top w:type="dxa" w:w="50"/>
-              <w:left w:type="dxa" w:w="110"/>
-              <w:bottom w:type="dxa" w:w="50"/>
-              <w:right w:type="dxa" w:w="110"/>
-            </w:tcMar>
-          </w:tcPr>
-          <w:p>
-            <w:pPr>
-              <w:spacing w:before="28" w:after="28"/>
-            </w:pPr>
-            <w:r>
-              <w:rPr>
-                <w:sz w:val="15"/>
-                <w:szCs w:val="15"/>
-              </w:rPr>
-              <w:t xml:space="preserve">Detection risk</w:t>
-            </w:r>
-          </w:p>
-        </w:tc>
-        <w:tc>
-          <w:tcPr>
-            <w:tcW w:type="pct" w:w="2042"/>
-            <w:shd w:fill="FFFFFF" w:val="clear"/>
-            <w:tcMar>
-              <w:top w:type="dxa" w:w="50"/>
-              <w:left w:type="dxa" w:w="110"/>
-              <w:bottom w:type="dxa" w:w="50"/>
-              <w:right w:type="dxa" w:w="110"/>
-            </w:tcMar>
-          </w:tcPr>
-          <w:p>
-            <w:pPr>
-              <w:spacing w:before="46" w:after="46"/>
-            </w:pPr>
-            <w:r>
-              <w:rPr>
-                <w:b/>
-                <w:bCs/>
-                <w:color w:val="8186EF"/>
-                <w:sz w:val="14"/>
-                <w:szCs w:val="14"/>
-              </w:rPr>
-              <w:t xml:space="preserve">(6)</w:t>
-            </w:r>
-          </w:p>
-        </w:tc>
-        <w:tc>
-          <w:tcPr>
-            <w:tcW w:type="pct" w:w="2200"/>
-            <w:tcMar>
-              <w:top w:type="dxa" w:w="50"/>
-              <w:left w:type="dxa" w:w="110"/>
-              <w:bottom w:type="dxa" w:w="50"/>
-              <w:right w:type="dxa" w:w="110"/>
-            </w:tcMar>
-          </w:tcPr>
-          <w:p>
-            <w:pPr>
-              <w:spacing w:before="28" w:after="28"/>
-            </w:pPr>
-            <w:r>
-              <w:rPr>
-                <w:sz w:val="15"/>
-                <w:szCs w:val="15"/>
-              </w:rPr>
-              <w:t xml:space="preserve">The auditor, by changing the nature, timing and extent of testing</w:t>
-            </w:r>
-          </w:p>
-        </w:tc>
-      </w:tr>
-      <w:tr>
-        <w:tc>
-          <w:tcPr>
-            <w:tcW w:type="pct" w:w="758"/>
-            <w:shd w:fill="FBFAF6" w:val="clear"/>
-            <w:tcMar>
-              <w:top w:type="dxa" w:w="50"/>
-              <w:left w:type="dxa" w:w="110"/>
-              <w:bottom w:type="dxa" w:w="50"/>
-              <w:right w:type="dxa" w:w="110"/>
-            </w:tcMar>
-          </w:tcPr>
-          <w:p>
-            <w:pPr>
-              <w:spacing w:before="28" w:after="28"/>
-            </w:pPr>
-            <w:r>
-              <w:rPr>
-                <w:sz w:val="15"/>
-                <w:szCs w:val="15"/>
-              </w:rPr>
-              <w:t xml:space="preserve">Audit risk</w:t>
-            </w:r>
-          </w:p>
-        </w:tc>
-        <w:tc>
-          <w:tcPr>
-            <w:tcW w:type="pct" w:w="2042"/>
-            <w:shd w:fill="FBFAF6" w:val="clear"/>
-            <w:tcMar>
-              <w:top w:type="dxa" w:w="50"/>
-              <w:left w:type="dxa" w:w="110"/>
-              <w:bottom w:type="dxa" w:w="50"/>
-              <w:right w:type="dxa" w:w="110"/>
-            </w:tcMar>
-          </w:tcPr>
-          <w:p>
-            <w:pPr>
-              <w:spacing w:before="28" w:after="28"/>
-            </w:pPr>
-            <w:r>
-              <w:rPr>
-                <w:sz w:val="15"/>
-                <w:szCs w:val="15"/>
-              </w:rPr>
-              <w:t xml:space="preserve">inherent x control x detection</w:t>
-            </w:r>
-          </w:p>
-        </w:tc>
-        <w:tc>
-          <w:tcPr>
-            <w:tcW w:type="pct" w:w="2200"/>
-            <w:shd w:fill="FFFFFF" w:val="clear"/>
-            <w:tcMar>
-              <w:top w:type="dxa" w:w="50"/>
-              <w:left w:type="dxa" w:w="110"/>
-              <w:bottom w:type="dxa" w:w="50"/>
-              <w:right w:type="dxa" w:w="110"/>
-            </w:tcMar>
-          </w:tcPr>
-          <w:p>
-            <w:pPr>
-              <w:spacing w:before="46" w:after="46"/>
-            </w:pPr>
-            <w:r>
-              <w:rPr>
-                <w:b/>
-                <w:bCs/>
-                <w:color w:val="8186EF"/>
-                <w:sz w:val="14"/>
-                <w:szCs w:val="14"/>
-              </w:rPr>
-              <w:t xml:space="preserve">(7)</w:t>
-            </w:r>
-          </w:p>
-        </w:tc>
-      </w:tr>
-    </w:tbl>
-    <w:p/>
-    <w:tbl>
-      <w:tblPr>
-        <w:tblW w:type="pct" w:w="100%"/>
-        <w:tblLayout w:type="fixed"/>
-        <w:tblBorders>
-          <w:top w:val="single" w:color="FBFAF6" w:sz="4"/>
-          <w:left w:val="single" w:color="FBFAF6" w:sz="4"/>
-          <w:bottom w:val="single" w:color="FBFAF6" w:sz="4"/>
-          <w:right w:val="single" w:color="FBFAF6" w:sz="4"/>
-          <w:insideH w:val="single" w:color="FBFAF6" w:sz="4"/>
-          <w:insideV w:val="single" w:color="FBFAF6" w:sz="4"/>
-        </w:tblBorders>
-      </w:tblPr>
-      <w:tblGrid>
-        <w:gridCol w:w="9600"/>
-      </w:tblGrid>
-      <w:tr>
-        <w:tc>
-          <w:tcPr>
-            <w:tcW w:type="pct" w:w="5000"/>
-            <w:shd w:fill="FBFAF6" w:val="clear"/>
-            <w:tcMar>
-              <w:top w:type="dxa" w:w="40"/>
-              <w:left w:type="dxa" w:w="100"/>
-              <w:bottom w:type="dxa" w:w="40"/>
-              <w:right w:type="dxa" w:w="100"/>
-            </w:tcMar>
-          </w:tcPr>
-          <w:p>
-            <w:pPr>
-              <w:spacing w:before="18" w:after="6"/>
-            </w:pPr>
-            <w:r>
-              <w:rPr>
-                <w:b/>
-                <w:bCs/>
-                <w:color w:val="6B7280"/>
-                <w:sz w:val="14"/>
-                <w:szCs w:val="14"/>
-              </w:rPr>
-              <w:t xml:space="preserve">word list</w:t>
-            </w:r>
-          </w:p>
-          <w:p>
-            <w:pPr>
-              <w:spacing w:before="0" w:after="18"/>
-            </w:pPr>
-            <w:r>
-              <w:rPr>
-                <w:b/>
-                <w:bCs/>
-                <w:color w:val="353A7C"/>
-                <w:sz w:val="16"/>
-                <w:szCs w:val="16"/>
-              </w:rPr>
-              <w:t xml:space="preserve">internal   ·   material misstatement   ·   The risk of giving a wrong opinion   ·   preventive control   ·   The risk that the auditor's procedures fail to find it</w:t>
-            </w:r>
-          </w:p>
-        </w:tc>
-      </w:tr>
-    </w:tbl>
-    <w:p/>
     <w:p>
       <w:pPr>
         <w:spacing w:before="44" w:after="14"/>
@@ -787,7 +231,7 @@
           <w:sz w:val="16"/>
           <w:szCs w:val="16"/>
         </w:rPr>
-        <w:t xml:space="preserve">      gaps 8–15</w:t>
+        <w:t xml:space="preserve">      gaps 4–11</w:t>
       </w:r>
     </w:p>
     <w:p>
@@ -810,7 +254,7 @@
           <w:sz w:val="15"/>
           <w:szCs w:val="15"/>
         </w:rPr>
-        <w:t xml:space="preserve"> (8) </w:t>
+        <w:t xml:space="preserve"> (4) </w:t>
       </w:r>
       <w:r>
         <w:rPr>
@@ -842,7 +286,7 @@
           <w:sz w:val="15"/>
           <w:szCs w:val="15"/>
         </w:rPr>
-        <w:t xml:space="preserve"> (9) </w:t>
+        <w:t xml:space="preserve"> (5) </w:t>
       </w:r>
       <w:r>
         <w:rPr>
@@ -881,7 +325,7 @@
           <w:sz w:val="15"/>
           <w:szCs w:val="15"/>
         </w:rPr>
-        <w:t xml:space="preserve"> (10) </w:t>
+        <w:t xml:space="preserve"> (6) </w:t>
       </w:r>
       <w:r>
         <w:rPr>
@@ -913,7 +357,7 @@
           <w:sz w:val="15"/>
           <w:szCs w:val="15"/>
         </w:rPr>
-        <w:t xml:space="preserve"> (11) </w:t>
+        <w:t xml:space="preserve"> (7) </w:t>
       </w:r>
       <w:r>
         <w:rPr>
@@ -952,7 +396,7 @@
           <w:sz w:val="15"/>
           <w:szCs w:val="15"/>
         </w:rPr>
-        <w:t xml:space="preserve"> (12) </w:t>
+        <w:t xml:space="preserve"> (8) </w:t>
       </w:r>
       <w:r>
         <w:rPr>
@@ -991,7 +435,7 @@
           <w:sz w:val="15"/>
           <w:szCs w:val="15"/>
         </w:rPr>
-        <w:t xml:space="preserve"> (13) </w:t>
+        <w:t xml:space="preserve"> (9) </w:t>
       </w:r>
       <w:r>
         <w:rPr>
@@ -1023,7 +467,7 @@
           <w:sz w:val="15"/>
           <w:szCs w:val="15"/>
         </w:rPr>
-        <w:t xml:space="preserve"> (14) </w:t>
+        <w:t xml:space="preserve"> (10) </w:t>
       </w:r>
       <w:r>
         <w:rPr>
@@ -1062,7 +506,7 @@
           <w:sz w:val="15"/>
           <w:szCs w:val="15"/>
         </w:rPr>
-        <w:t xml:space="preserve"> (15) </w:t>
+        <w:t xml:space="preserve"> (11) </w:t>
       </w:r>
       <w:r>
         <w:rPr>
@@ -1156,7 +600,7 @@
                 <w:sz w:val="16"/>
                 <w:szCs w:val="16"/>
               </w:rPr>
-              <w:t xml:space="preserve">statements   ·   prevent   ·   considered   ·   misstatement   ·   practical   ·   unmodified   ·   susceptibility   ·   procedures   ·   materially</w:t>
+              <w:t xml:space="preserve">prevent   ·   susceptibility   ·   Inherent   ·   considered   ·   statements   ·   procedures   ·   practical   ·   unmodified   ·   misstatement</w:t>
             </w:r>
           </w:p>
         </w:tc>
@@ -1200,7 +644,7 @@
           <w:sz w:val="15"/>
           <w:szCs w:val="15"/>
         </w:rPr>
-        <w:t xml:space="preserve">Each term sits against what it means.</w:t>
+        <w:t xml:space="preserve">Each term sits against what it means, and an instance of it.</w:t>
       </w:r>
     </w:p>
     <w:p>
@@ -1211,7 +655,7 @@
       <w:r>
         <w:drawing>
           <wp:inline distT="0" distB="0" distL="0" distR="0">
-            <wp:extent cx="5734050" cy="2527500"/>
+            <wp:extent cx="5734050" cy="3108450"/>
             <wp:effectExtent t="0" r="0" b="0" l="0"/>
             <wp:docPr id="1" name="" descr="" title=""/>
             <wp:cNvGraphicFramePr>
@@ -1236,7 +680,7 @@
                   <pic:spPr bwMode="auto">
                     <a:xfrm>
                       <a:off x="0" y="0"/>
-                      <a:ext cx="5734050" cy="2527500"/>
+                      <a:ext cx="5734050" cy="3108450"/>
                     </a:xfrm>
                     <a:prstGeom prst="rect">
                       <a:avLst/>
@@ -1304,7 +748,7 @@
                 <w:sz w:val="16"/>
                 <w:szCs w:val="16"/>
               </w:rPr>
-              <w:t xml:space="preserve">Detection risk   ·   material weakness   ·   Inherent risk</w:t>
+              <w:t xml:space="preserve">Audit risk   ·   Detection risk   ·   Control risk</w:t>
             </w:r>
           </w:p>
         </w:tc>
@@ -1639,14 +1083,14 @@
                 <w:sz w:val="16"/>
                 <w:szCs w:val="16"/>
               </w:rPr>
-              <w:t xml:space="preserve">10  </w:t>
-            </w:r>
-            <w:r>
-              <w:rPr>
-                <w:sz w:val="16"/>
-                <w:szCs w:val="16"/>
-              </w:rPr>
-              <w:t xml:space="preserve">prevent</w:t>
+              <w:t xml:space="preserve">8  </w:t>
+            </w:r>
+            <w:r>
+              <w:rPr>
+                <w:sz w:val="16"/>
+                <w:szCs w:val="16"/>
+              </w:rPr>
+              <w:t xml:space="preserve">procedures</w:t>
             </w:r>
           </w:p>
         </w:tc>
@@ -1707,14 +1151,14 @@
                 <w:sz w:val="16"/>
                 <w:szCs w:val="16"/>
               </w:rPr>
-              <w:t xml:space="preserve">11  </w:t>
-            </w:r>
-            <w:r>
-              <w:rPr>
-                <w:sz w:val="16"/>
-                <w:szCs w:val="16"/>
-              </w:rPr>
-              <w:t xml:space="preserve">misstatement</w:t>
+              <w:t xml:space="preserve">9  </w:t>
+            </w:r>
+            <w:r>
+              <w:rPr>
+                <w:sz w:val="16"/>
+                <w:szCs w:val="16"/>
+              </w:rPr>
+              <w:t xml:space="preserve">unmodified</w:t>
             </w:r>
           </w:p>
         </w:tc>
@@ -1775,14 +1219,14 @@
                 <w:sz w:val="16"/>
                 <w:szCs w:val="16"/>
               </w:rPr>
-              <w:t xml:space="preserve">12  </w:t>
-            </w:r>
-            <w:r>
-              <w:rPr>
-                <w:sz w:val="16"/>
-                <w:szCs w:val="16"/>
-              </w:rPr>
-              <w:t xml:space="preserve">procedures</w:t>
+              <w:t xml:space="preserve">10  </w:t>
+            </w:r>
+            <w:r>
+              <w:rPr>
+                <w:sz w:val="16"/>
+                <w:szCs w:val="16"/>
+              </w:rPr>
+              <w:t xml:space="preserve">statements</w:t>
             </w:r>
           </w:p>
         </w:tc>
@@ -1817,7 +1261,7 @@
                 <w:sz w:val="16"/>
                 <w:szCs w:val="16"/>
               </w:rPr>
-              <w:t xml:space="preserve">material misstatement</w:t>
+              <w:t xml:space="preserve">susceptibility</w:t>
             </w:r>
           </w:p>
         </w:tc>
@@ -1843,14 +1287,14 @@
                 <w:sz w:val="16"/>
                 <w:szCs w:val="16"/>
               </w:rPr>
-              <w:t xml:space="preserve">13  </w:t>
-            </w:r>
-            <w:r>
-              <w:rPr>
-                <w:sz w:val="16"/>
-                <w:szCs w:val="16"/>
-              </w:rPr>
-              <w:t xml:space="preserve">unmodified</w:t>
+              <w:t xml:space="preserve">11  </w:t>
+            </w:r>
+            <w:r>
+              <w:rPr>
+                <w:sz w:val="16"/>
+                <w:szCs w:val="16"/>
+              </w:rPr>
+              <w:t xml:space="preserve">practical</w:t>
             </w:r>
           </w:p>
         </w:tc>
@@ -1885,7 +1329,7 @@
                 <w:sz w:val="16"/>
                 <w:szCs w:val="16"/>
               </w:rPr>
-              <w:t xml:space="preserve">internal</w:t>
+              <w:t xml:space="preserve">considered</w:t>
             </w:r>
           </w:p>
         </w:tc>
@@ -1911,14 +1355,14 @@
                 <w:sz w:val="16"/>
                 <w:szCs w:val="16"/>
               </w:rPr>
-              <w:t xml:space="preserve">14  </w:t>
-            </w:r>
-            <w:r>
-              <w:rPr>
-                <w:sz w:val="16"/>
-                <w:szCs w:val="16"/>
-              </w:rPr>
-              <w:t xml:space="preserve">statements</w:t>
+              <w:t xml:space="preserve">12  </w:t>
+            </w:r>
+            <w:r>
+              <w:rPr>
+                <w:sz w:val="16"/>
+                <w:szCs w:val="16"/>
+              </w:rPr>
+              <w:t xml:space="preserve">Control risk</w:t>
             </w:r>
           </w:p>
         </w:tc>
@@ -1953,7 +1397,7 @@
                 <w:sz w:val="16"/>
                 <w:szCs w:val="16"/>
               </w:rPr>
-              <w:t xml:space="preserve">The risk that the auditor's procedures fail to find it</w:t>
+              <w:t xml:space="preserve">prevent</w:t>
             </w:r>
           </w:p>
         </w:tc>
@@ -1979,14 +1423,14 @@
                 <w:sz w:val="16"/>
                 <w:szCs w:val="16"/>
               </w:rPr>
-              <w:t xml:space="preserve">15  </w:t>
-            </w:r>
-            <w:r>
-              <w:rPr>
-                <w:sz w:val="16"/>
-                <w:szCs w:val="16"/>
-              </w:rPr>
-              <w:t xml:space="preserve">practical</w:t>
+              <w:t xml:space="preserve">13  </w:t>
+            </w:r>
+            <w:r>
+              <w:rPr>
+                <w:sz w:val="16"/>
+                <w:szCs w:val="16"/>
+              </w:rPr>
+              <w:t xml:space="preserve">Audit risk</w:t>
             </w:r>
           </w:p>
         </w:tc>
@@ -2021,143 +1465,7 @@
                 <w:sz w:val="16"/>
                 <w:szCs w:val="16"/>
               </w:rPr>
-              <w:t xml:space="preserve">The risk of giving a wrong opinion</w:t>
-            </w:r>
-          </w:p>
-        </w:tc>
-        <w:tc>
-          <w:tcPr>
-            <w:tcW w:type="pct" w:w="2500"/>
-            <w:tcMar>
-              <w:top w:type="dxa" w:w="20"/>
-              <w:left w:type="dxa" w:w="80"/>
-              <w:bottom w:type="dxa" w:w="20"/>
-              <w:right w:type="dxa" w:w="80"/>
-            </w:tcMar>
-          </w:tcPr>
-          <w:p>
-            <w:pPr>
-              <w:spacing w:before="12" w:after="12"/>
-            </w:pPr>
-            <w:r>
-              <w:rPr>
-                <w:b/>
-                <w:bCs/>
-                <w:color w:val="8186EF"/>
-                <w:sz w:val="16"/>
-                <w:szCs w:val="16"/>
-              </w:rPr>
-              <w:t xml:space="preserve">16  </w:t>
-            </w:r>
-            <w:r>
-              <w:rPr>
-                <w:sz w:val="16"/>
-                <w:szCs w:val="16"/>
-              </w:rPr>
-              <w:t xml:space="preserve">Inherent risk</w:t>
-            </w:r>
-          </w:p>
-        </w:tc>
-      </w:tr>
-      <w:tr>
-        <w:tc>
-          <w:tcPr>
-            <w:tcW w:type="pct" w:w="2500"/>
-            <w:tcMar>
-              <w:top w:type="dxa" w:w="20"/>
-              <w:left w:type="dxa" w:w="80"/>
-              <w:bottom w:type="dxa" w:w="20"/>
-              <w:right w:type="dxa" w:w="80"/>
-            </w:tcMar>
-          </w:tcPr>
-          <w:p>
-            <w:pPr>
-              <w:spacing w:before="12" w:after="12"/>
-            </w:pPr>
-            <w:r>
-              <w:rPr>
-                <w:b/>
-                <w:bCs/>
-                <w:color w:val="8186EF"/>
-                <w:sz w:val="16"/>
-                <w:szCs w:val="16"/>
-              </w:rPr>
-              <w:t xml:space="preserve">8  </w:t>
-            </w:r>
-            <w:r>
-              <w:rPr>
-                <w:sz w:val="16"/>
-                <w:szCs w:val="16"/>
-              </w:rPr>
-              <w:t xml:space="preserve">susceptibility</w:t>
-            </w:r>
-          </w:p>
-        </w:tc>
-        <w:tc>
-          <w:tcPr>
-            <w:tcW w:type="pct" w:w="2500"/>
-            <w:tcMar>
-              <w:top w:type="dxa" w:w="20"/>
-              <w:left w:type="dxa" w:w="80"/>
-              <w:bottom w:type="dxa" w:w="20"/>
-              <w:right w:type="dxa" w:w="80"/>
-            </w:tcMar>
-          </w:tcPr>
-          <w:p>
-            <w:pPr>
-              <w:spacing w:before="12" w:after="12"/>
-            </w:pPr>
-            <w:r>
-              <w:rPr>
-                <w:b/>
-                <w:bCs/>
-                <w:color w:val="8186EF"/>
-                <w:sz w:val="16"/>
-                <w:szCs w:val="16"/>
-              </w:rPr>
-              <w:t xml:space="preserve">17  </w:t>
-            </w:r>
-            <w:r>
-              <w:rPr>
-                <w:sz w:val="16"/>
-                <w:szCs w:val="16"/>
-              </w:rPr>
-              <w:t xml:space="preserve">Detection risk</w:t>
-            </w:r>
-          </w:p>
-        </w:tc>
-      </w:tr>
-      <w:tr>
-        <w:tc>
-          <w:tcPr>
-            <w:tcW w:type="pct" w:w="2500"/>
-            <w:tcMar>
-              <w:top w:type="dxa" w:w="20"/>
-              <w:left w:type="dxa" w:w="80"/>
-              <w:bottom w:type="dxa" w:w="20"/>
-              <w:right w:type="dxa" w:w="80"/>
-            </w:tcMar>
-          </w:tcPr>
-          <w:p>
-            <w:pPr>
-              <w:spacing w:before="12" w:after="12"/>
-            </w:pPr>
-            <w:r>
-              <w:rPr>
-                <w:b/>
-                <w:bCs/>
-                <w:color w:val="8186EF"/>
-                <w:sz w:val="16"/>
-                <w:szCs w:val="16"/>
-              </w:rPr>
-              <w:t xml:space="preserve">9  </w:t>
-            </w:r>
-            <w:r>
-              <w:rPr>
-                <w:sz w:val="16"/>
-                <w:szCs w:val="16"/>
-              </w:rPr>
-              <w:t xml:space="preserve">considered</w:t>
+              <w:t xml:space="preserve">misstatement</w:t>
             </w:r>
           </w:p>
         </w:tc>
@@ -2343,7 +1651,14 @@
           <w:sz w:val="19"/>
           <w:szCs w:val="19"/>
         </w:rPr>
-        <w:t xml:space="preserve">A </w:t>
+        <w:t xml:space="preserve">A preventive control acts before an error or fraud can occur. </w:t>
+      </w:r>
+      <w:r>
+        <w:rPr>
+          <w:sz w:val="19"/>
+          <w:szCs w:val="19"/>
+        </w:rPr>
+        <w:t xml:space="preserve">A detective control finds it </w:t>
       </w:r>
       <w:r>
         <w:rPr>
@@ -2375,14 +1690,14 @@
           <w:sz w:val="19"/>
           <w:szCs w:val="19"/>
         </w:rPr>
-        <w:t xml:space="preserve"> control acts before an error or fraud can occur. </w:t>
-      </w:r>
-      <w:r>
-        <w:rPr>
-          <w:sz w:val="19"/>
-          <w:szCs w:val="19"/>
-        </w:rPr>
-        <w:t xml:space="preserve">A detective control finds it </w:t>
+        <w:t xml:space="preserve">. </w:t>
+      </w:r>
+      <w:r>
+        <w:rPr>
+          <w:sz w:val="19"/>
+          <w:szCs w:val="19"/>
+        </w:rPr>
+        <w:t xml:space="preserve">Both are needed, and for </w:t>
       </w:r>
       <w:r>
         <w:rPr>
@@ -2400,7 +1715,7 @@
           <w:sz w:val="19"/>
           <w:szCs w:val="19"/>
         </w:rPr>
-        <w:t xml:space="preserve">            </w:t>
+        <w:t xml:space="preserve">           </w:t>
       </w:r>
       <w:r>
         <w:rPr>
@@ -2414,14 +1729,14 @@
           <w:sz w:val="19"/>
           <w:szCs w:val="19"/>
         </w:rPr>
-        <w:t xml:space="preserve">. </w:t>
-      </w:r>
-      <w:r>
-        <w:rPr>
-          <w:sz w:val="19"/>
-          <w:szCs w:val="19"/>
-        </w:rPr>
-        <w:t xml:space="preserve">Both are needed, and for </w:t>
+        <w:t xml:space="preserve"> reasons. </w:t>
+      </w:r>
+      <w:r>
+        <w:rPr>
+          <w:sz w:val="19"/>
+          <w:szCs w:val="19"/>
+        </w:rPr>
+        <w:t xml:space="preserve">Prevention is cheaper, </w:t>
       </w:r>
       <w:r>
         <w:rPr>
@@ -2453,14 +1768,14 @@
           <w:sz w:val="19"/>
           <w:szCs w:val="19"/>
         </w:rPr>
-        <w:t xml:space="preserve"> reasons. </w:t>
-      </w:r>
-      <w:r>
-        <w:rPr>
-          <w:sz w:val="19"/>
-          <w:szCs w:val="19"/>
-        </w:rPr>
-        <w:t xml:space="preserve">Prevention is </w:t>
+        <w:t xml:space="preserve"> the loss never happens. </w:t>
+      </w:r>
+      <w:r>
+        <w:rPr>
+          <w:sz w:val="19"/>
+          <w:szCs w:val="19"/>
+        </w:rPr>
+        <w:t xml:space="preserve">Detection is what proves prevention is working: without a </w:t>
       </w:r>
       <w:r>
         <w:rPr>
@@ -2478,7 +1793,7 @@
           <w:sz w:val="19"/>
           <w:szCs w:val="19"/>
         </w:rPr>
-        <w:t xml:space="preserve">           </w:t>
+        <w:t xml:space="preserve">                </w:t>
       </w:r>
       <w:r>
         <w:rPr>
@@ -2492,14 +1807,7 @@
           <w:sz w:val="19"/>
           <w:szCs w:val="19"/>
         </w:rPr>
-        <w:t xml:space="preserve">, because the loss never happens. </w:t>
-      </w:r>
-      <w:r>
-        <w:rPr>
-          <w:sz w:val="19"/>
-          <w:szCs w:val="19"/>
-        </w:rPr>
-        <w:t xml:space="preserve">Detection is what proves prevention is working: without a reconciliation nobody knows whether the authorization limits are being respected. </w:t>
+        <w:t xml:space="preserve"> nobody knows whether the authorization limits are being respected. </w:t>
       </w:r>
     </w:p>
     <w:tbl>
@@ -2557,7 +1865,7 @@
                 <w:sz w:val="16"/>
                 <w:szCs w:val="16"/>
               </w:rPr>
-              <w:t xml:space="preserve">afterwards   ·   because   ·   different   ·   preventive   ·   cheaper</w:t>
+              <w:t xml:space="preserve">different   ·   Detection   ·   because   ·   afterwards   ·   reconciliation</w:t>
             </w:r>
           </w:p>
         </w:tc>
@@ -2644,7 +1952,7 @@
           <w:sz w:val="19"/>
           <w:szCs w:val="19"/>
         </w:rPr>
-        <w:t xml:space="preserve">A control is </w:t>
+        <w:t xml:space="preserve">A control is preventive or detective </w:t>
       </w:r>
       <w:r>
         <w:rPr>
@@ -2662,7 +1970,7 @@
           <w:sz w:val="19"/>
           <w:szCs w:val="19"/>
         </w:rPr>
-        <w:t xml:space="preserve">            </w:t>
+        <w:t xml:space="preserve">           </w:t>
       </w:r>
       <w:r>
         <w:rPr>
@@ -2676,7 +1984,7 @@
           <w:sz w:val="19"/>
           <w:szCs w:val="19"/>
         </w:rPr>
-        <w:t xml:space="preserve"> or detective </w:t>
+        <w:t xml:space="preserve"> to when it acts, not how </w:t>
       </w:r>
       <w:r>
         <w:rPr>
@@ -2708,7 +2016,7 @@
           <w:sz w:val="19"/>
           <w:szCs w:val="19"/>
         </w:rPr>
-        <w:t xml:space="preserve"> to when it acts, not how valuable it is. </w:t>
+        <w:t xml:space="preserve"> it is. </w:t>
       </w:r>
       <w:r>
         <w:rPr>
@@ -2954,7 +2262,7 @@
                 <w:sz w:val="16"/>
                 <w:szCs w:val="16"/>
               </w:rPr>
-              <w:t xml:space="preserve">through   ·   according   ·   though   ·   preventive   ·   controls   ·   supervisor   ·   preventing   ·   warehouse</w:t>
+              <w:t xml:space="preserve">Detection   ·   valuable   ·   though   ·   according   ·   controls   ·   supervisor   ·   preventing   ·   warehouse</w:t>
             </w:r>
           </w:p>
         </w:tc>
@@ -3287,39 +2595,7 @@
                 <w:sz w:val="15"/>
                 <w:szCs w:val="15"/>
               </w:rPr>
-              <w:t xml:space="preserve"/>
-            </w:r>
-            <w:r>
-              <w:rPr>
-                <w:b/>
-                <w:bCs/>
-                <w:color w:val="8186EF"/>
-                <w:sz w:val="14"/>
-                <w:szCs w:val="14"/>
-              </w:rPr>
-              <w:t xml:space="preserve"> (14) </w:t>
-            </w:r>
-            <w:r>
-              <w:rPr>
-                <w:u w:val="single"/>
-                <w:sz w:val="15"/>
-                <w:szCs w:val="15"/>
-              </w:rPr>
-              <w:t xml:space="preserve">              </w:t>
-            </w:r>
-            <w:r>
-              <w:rPr>
-                <w:sz w:val="15"/>
-                <w:szCs w:val="15"/>
-              </w:rPr>
-              <w:t xml:space="preserve"> </w:t>
-            </w:r>
-            <w:r>
-              <w:rPr>
-                <w:sz w:val="15"/>
-                <w:szCs w:val="15"/>
-              </w:rPr>
-              <w:t xml:space="preserve"> limits, segregation of duties, input validation, locked stores</w:t>
+              <w:t xml:space="preserve">Authorization limits, segregation of duties, input validation, locked stores</w:t>
             </w:r>
           </w:p>
         </w:tc>
@@ -3419,7 +2695,7 @@
                 <w:sz w:val="14"/>
                 <w:szCs w:val="14"/>
               </w:rPr>
-              <w:t xml:space="preserve">(15)</w:t>
+              <w:t xml:space="preserve">(14)</w:t>
             </w:r>
           </w:p>
         </w:tc>
@@ -3451,6 +2727,7 @@
         <w:tc>
           <w:tcPr>
             <w:tcW w:type="pct" w:w="2200"/>
+            <w:shd w:fill="FFFFFF" w:val="clear"/>
             <w:tcMar>
               <w:top w:type="dxa" w:w="50"/>
               <w:left w:type="dxa" w:w="110"/>
@@ -3460,21 +2737,23 @@
           </w:tcPr>
           <w:p>
             <w:pPr>
-              <w:spacing w:before="28" w:after="28"/>
-            </w:pPr>
-            <w:r>
-              <w:rPr>
-                <w:sz w:val="15"/>
-                <w:szCs w:val="15"/>
-              </w:rPr>
-              <w:t xml:space="preserve">Prevention is cheaper but cannot catch everything</w:t>
+              <w:spacing w:before="46" w:after="46"/>
+            </w:pPr>
+            <w:r>
+              <w:rPr>
+                <w:b/>
+                <w:bCs/>
+                <w:color w:val="8186EF"/>
+                <w:sz w:val="14"/>
+                <w:szCs w:val="14"/>
+              </w:rPr>
+              <w:t xml:space="preserve">(15)</w:t>
             </w:r>
           </w:p>
         </w:tc>
         <w:tc>
           <w:tcPr>
             <w:tcW w:type="pct" w:w="2042"/>
-            <w:shd w:fill="FFFFFF" w:val="clear"/>
             <w:tcMar>
               <w:top w:type="dxa" w:w="50"/>
               <w:left w:type="dxa" w:w="110"/>
@@ -3484,17 +2763,14 @@
           </w:tcPr>
           <w:p>
             <w:pPr>
-              <w:spacing w:before="46" w:after="46"/>
-            </w:pPr>
-            <w:r>
-              <w:rPr>
-                <w:b/>
-                <w:bCs/>
-                <w:color w:val="8186EF"/>
-                <w:sz w:val="14"/>
-                <w:szCs w:val="14"/>
-              </w:rPr>
-              <w:t xml:space="preserve">(16)</w:t>
+              <w:spacing w:before="28" w:after="28"/>
+            </w:pPr>
+            <w:r>
+              <w:rPr>
+                <w:sz w:val="15"/>
+                <w:szCs w:val="15"/>
+              </w:rPr>
+              <w:t xml:space="preserve">Detection proves prevention is working</w:t>
             </w:r>
           </w:p>
         </w:tc>
@@ -3556,7 +2832,7 @@
                 <w:sz w:val="16"/>
                 <w:szCs w:val="16"/>
               </w:rPr>
-              <w:t xml:space="preserve">Stops it happening   ·   After it has occurred   ·   Prevention is cheaper but cannot catch everything   ·   Authorization   ·   Detection proves prevention is working   ·   The loss happens but is recovered or corrected</w:t>
+              <w:t xml:space="preserve">Stops it happening   ·   After it has occurred   ·   Before the error or fraud occurs   ·   The loss happens but is recovered or corrected   ·   Prevention is cheaper but cannot catch everything</w:t>
             </w:r>
           </w:p>
         </w:tc>
@@ -3865,7 +3141,7 @@
                 <w:sz w:val="16"/>
                 <w:szCs w:val="16"/>
               </w:rPr>
-              <w:t xml:space="preserve">preventive</w:t>
+              <w:t xml:space="preserve">afterwards</w:t>
             </w:r>
           </w:p>
         </w:tc>
@@ -3933,7 +3209,7 @@
                 <w:sz w:val="16"/>
                 <w:szCs w:val="16"/>
               </w:rPr>
-              <w:t xml:space="preserve">afterwards</w:t>
+              <w:t xml:space="preserve">different</w:t>
             </w:r>
           </w:p>
         </w:tc>
@@ -4001,7 +3277,7 @@
                 <w:sz w:val="16"/>
                 <w:szCs w:val="16"/>
               </w:rPr>
-              <w:t xml:space="preserve">different</w:t>
+              <w:t xml:space="preserve">because</w:t>
             </w:r>
           </w:p>
         </w:tc>
@@ -4069,7 +3345,7 @@
                 <w:sz w:val="16"/>
                 <w:szCs w:val="16"/>
               </w:rPr>
-              <w:t xml:space="preserve">cheaper</w:t>
+              <w:t xml:space="preserve">reconciliation</w:t>
             </w:r>
           </w:p>
         </w:tc>
@@ -4137,7 +3413,7 @@
                 <w:sz w:val="16"/>
                 <w:szCs w:val="16"/>
               </w:rPr>
-              <w:t xml:space="preserve">preventive</w:t>
+              <w:t xml:space="preserve">according</w:t>
             </w:r>
           </w:p>
         </w:tc>
@@ -4205,7 +3481,7 @@
                 <w:sz w:val="16"/>
                 <w:szCs w:val="16"/>
               </w:rPr>
-              <w:t xml:space="preserve">according</w:t>
+              <w:t xml:space="preserve">valuable</w:t>
             </w:r>
           </w:p>
         </w:tc>
@@ -4238,7 +3514,7 @@
                 <w:sz w:val="16"/>
                 <w:szCs w:val="16"/>
               </w:rPr>
-              <w:t xml:space="preserve">Authorization</w:t>
+              <w:t xml:space="preserve">The loss happens but is recovered or corrected</w:t>
             </w:r>
           </w:p>
         </w:tc>
@@ -4306,7 +3582,7 @@
                 <w:sz w:val="16"/>
                 <w:szCs w:val="16"/>
               </w:rPr>
-              <w:t xml:space="preserve">The loss happens but is recovered or corrected</w:t>
+              <w:t xml:space="preserve">Prevention is cheaper but cannot catch everything</w:t>
             </w:r>
           </w:p>
         </w:tc>
@@ -4357,24 +3633,14 @@
           </w:tcPr>
           <w:p>
             <w:pPr>
-              <w:spacing w:before="12" w:after="12"/>
-            </w:pPr>
-            <w:r>
-              <w:rPr>
-                <w:b/>
-                <w:bCs/>
-                <w:color w:val="8186EF"/>
-                <w:sz w:val="16"/>
-                <w:szCs w:val="16"/>
-              </w:rPr>
-              <w:t xml:space="preserve">16  </w:t>
-            </w:r>
-            <w:r>
-              <w:rPr>
-                <w:sz w:val="16"/>
-                <w:szCs w:val="16"/>
-              </w:rPr>
-              <w:t xml:space="preserve">Detection proves prevention is working</w:t>
+              <w:spacing w:before="24" w:after="24"/>
+            </w:pPr>
+            <w:r>
+              <w:rPr>
+                <w:sz w:val="16"/>
+                <w:szCs w:val="16"/>
+              </w:rPr>
+              <w:t xml:space="preserve"/>
             </w:r>
           </w:p>
         </w:tc>
@@ -5810,7 +5076,7 @@
           <w:sz w:val="19"/>
           <w:szCs w:val="19"/>
         </w:rPr>
-        <w:t xml:space="preserve">The external auditor expresses an opinion on whether the financial </w:t>
+        <w:t xml:space="preserve">The </w:t>
       </w:r>
       <w:r>
         <w:rPr>
@@ -5828,7 +5094,7 @@
           <w:sz w:val="19"/>
           <w:szCs w:val="19"/>
         </w:rPr>
-        <w:t xml:space="preserve">            </w:t>
+        <w:t xml:space="preserve">           </w:t>
       </w:r>
       <w:r>
         <w:rPr>
@@ -5842,7 +5108,7 @@
           <w:sz w:val="19"/>
           <w:szCs w:val="19"/>
         </w:rPr>
-        <w:t xml:space="preserve"> are fairly presented. </w:t>
+        <w:t xml:space="preserve"> auditor expresses an opinion on whether the financial statements are fairly presented. </w:t>
       </w:r>
       <w:r>
         <w:rPr>
@@ -5939,7 +5205,7 @@
                 <w:sz w:val="16"/>
                 <w:szCs w:val="16"/>
               </w:rPr>
-              <w:t xml:space="preserve">accelerated   ·   assurance   ·   statements</w:t>
+              <w:t xml:space="preserve">accelerated   ·   assurance   ·   external</w:t>
             </w:r>
           </w:p>
         </w:tc>
@@ -6603,7 +5869,7 @@
           <w:sz w:val="19"/>
           <w:szCs w:val="19"/>
         </w:rPr>
-        <w:t xml:space="preserve">There is no </w:t>
+        <w:t xml:space="preserve">There is no qualified opinion: internal control </w:t>
       </w:r>
       <w:r>
         <w:rPr>
@@ -6635,7 +5901,7 @@
           <w:sz w:val="19"/>
           <w:szCs w:val="19"/>
         </w:rPr>
-        <w:t xml:space="preserve"> opinion: internal control either is </w:t>
+        <w:t xml:space="preserve"> is effective or it is not, and a </w:t>
       </w:r>
       <w:r>
         <w:rPr>
@@ -6667,7 +5933,14 @@
           <w:sz w:val="19"/>
           <w:szCs w:val="19"/>
         </w:rPr>
-        <w:t xml:space="preserve"> or it is not, and a single material </w:t>
+        <w:t xml:space="preserve"> material weakness makes it adverse. </w:t>
+      </w:r>
+      <w:r>
+        <w:rPr>
+          <w:sz w:val="19"/>
+          <w:szCs w:val="19"/>
+        </w:rPr>
+        <w:t xml:space="preserve">A scope limitation leads to a disclaimer or to </w:t>
       </w:r>
       <w:r>
         <w:rPr>
@@ -6685,7 +5958,7 @@
           <w:sz w:val="19"/>
           <w:szCs w:val="19"/>
         </w:rPr>
-        <w:t xml:space="preserve">           </w:t>
+        <w:t xml:space="preserve">            </w:t>
       </w:r>
       <w:r>
         <w:rPr>
@@ -6699,14 +5972,14 @@
           <w:sz w:val="19"/>
           <w:szCs w:val="19"/>
         </w:rPr>
-        <w:t xml:space="preserve"> makes it adverse. </w:t>
-      </w:r>
-      <w:r>
-        <w:rPr>
-          <w:sz w:val="19"/>
-          <w:szCs w:val="19"/>
-        </w:rPr>
-        <w:t xml:space="preserve">A scope </w:t>
+        <w:t xml:space="preserve">. </w:t>
+      </w:r>
+      <w:r>
+        <w:rPr>
+          <w:sz w:val="19"/>
+          <w:szCs w:val="19"/>
+        </w:rPr>
+        <w:t xml:space="preserve">The two opinions are </w:t>
       </w:r>
       <w:r>
         <w:rPr>
@@ -6724,7 +5997,7 @@
           <w:sz w:val="19"/>
           <w:szCs w:val="19"/>
         </w:rPr>
-        <w:t xml:space="preserve">            </w:t>
+        <w:t xml:space="preserve">             </w:t>
       </w:r>
       <w:r>
         <w:rPr>
@@ -6738,7 +6011,14 @@
           <w:sz w:val="19"/>
           <w:szCs w:val="19"/>
         </w:rPr>
-        <w:t xml:space="preserve"> leads to a </w:t>
+        <w:t xml:space="preserve"> of each other. </w:t>
+      </w:r>
+      <w:r>
+        <w:rPr>
+          <w:sz w:val="19"/>
+          <w:szCs w:val="19"/>
+        </w:rPr>
+        <w:t xml:space="preserve">A company can </w:t>
       </w:r>
       <w:r>
         <w:rPr>
@@ -6756,7 +6036,7 @@
           <w:sz w:val="19"/>
           <w:szCs w:val="19"/>
         </w:rPr>
-        <w:t xml:space="preserve">            </w:t>
+        <w:t xml:space="preserve">           </w:t>
       </w:r>
       <w:r>
         <w:rPr>
@@ -6770,14 +6050,7 @@
           <w:sz w:val="19"/>
           <w:szCs w:val="19"/>
         </w:rPr>
-        <w:t xml:space="preserve"> or to withdrawal. </w:t>
-      </w:r>
-      <w:r>
-        <w:rPr>
-          <w:sz w:val="19"/>
-          <w:szCs w:val="19"/>
-        </w:rPr>
-        <w:t xml:space="preserve">The two opinions are </w:t>
+        <w:t xml:space="preserve"> an adverse opinion on internal control and an unqualified opinion on its financial statements in the same report, </w:t>
       </w:r>
       <w:r>
         <w:rPr>
@@ -6795,7 +6068,7 @@
           <w:sz w:val="19"/>
           <w:szCs w:val="19"/>
         </w:rPr>
-        <w:t xml:space="preserve">             </w:t>
+        <w:t xml:space="preserve">           </w:t>
       </w:r>
       <w:r>
         <w:rPr>
@@ -6809,14 +6082,7 @@
           <w:sz w:val="19"/>
           <w:szCs w:val="19"/>
         </w:rPr>
-        <w:t xml:space="preserve"> of each other. </w:t>
-      </w:r>
-      <w:r>
-        <w:rPr>
-          <w:sz w:val="19"/>
-          <w:szCs w:val="19"/>
-        </w:rPr>
-        <w:t xml:space="preserve">A company can receive an adverse opinion on internal control and an unqualified opinion on its </w:t>
+        <w:t xml:space="preserve"> the auditor may have done enough extra </w:t>
       </w:r>
       <w:r>
         <w:rPr>
@@ -6834,7 +6100,7 @@
           <w:sz w:val="19"/>
           <w:szCs w:val="19"/>
         </w:rPr>
-        <w:t xml:space="preserve">           </w:t>
+        <w:t xml:space="preserve">             </w:t>
       </w:r>
       <w:r>
         <w:rPr>
@@ -6848,7 +6114,7 @@
           <w:sz w:val="19"/>
           <w:szCs w:val="19"/>
         </w:rPr>
-        <w:t xml:space="preserve"> statements in the same report, because the auditor may have done enough extra </w:t>
+        <w:t xml:space="preserve"> work to be </w:t>
       </w:r>
       <w:r>
         <w:rPr>
@@ -6866,7 +6132,7 @@
           <w:sz w:val="19"/>
           <w:szCs w:val="19"/>
         </w:rPr>
-        <w:t xml:space="preserve">             </w:t>
+        <w:t xml:space="preserve">           </w:t>
       </w:r>
       <w:r>
         <w:rPr>
@@ -6880,7 +6146,7 @@
           <w:sz w:val="19"/>
           <w:szCs w:val="19"/>
         </w:rPr>
-        <w:t xml:space="preserve"> work to be satisfied about the numbers despite the weak controls. </w:t>
+        <w:t xml:space="preserve"> about the numbers despite the weak controls. </w:t>
       </w:r>
       <w:r>
         <w:rPr>
@@ -6919,7 +6185,7 @@
           <w:sz w:val="19"/>
           <w:szCs w:val="19"/>
         </w:rPr>
-        <w:t xml:space="preserve"> for obtaining reasonable assurance that the statements are free from material </w:t>
+        <w:t xml:space="preserve"> for obtaining </w:t>
       </w:r>
       <w:r>
         <w:rPr>
@@ -6937,7 +6203,7 @@
           <w:sz w:val="19"/>
           <w:szCs w:val="19"/>
         </w:rPr>
-        <w:t xml:space="preserve">              </w:t>
+        <w:t xml:space="preserve">            </w:t>
       </w:r>
       <w:r>
         <w:rPr>
@@ -6951,7 +6217,7 @@
           <w:sz w:val="19"/>
           <w:szCs w:val="19"/>
         </w:rPr>
-        <w:t xml:space="preserve">, whether caused by error or fraud. </w:t>
+        <w:t xml:space="preserve"> assurance that the statements are free from material misstatement, whether caused by error or fraud. </w:t>
       </w:r>
       <w:r>
         <w:rPr>
@@ -7080,7 +6346,7 @@
                 <w:sz w:val="16"/>
                 <w:szCs w:val="16"/>
               </w:rPr>
-              <w:t xml:space="preserve">responsible   ·   effective   ·   weakness   ·   disclaimer   ·   financial   ·   responsibility   ·   misstatement   ·   qualified   ·   substantive   ·   independent   ·   accelerated   ·   management's   ·   limitation</w:t>
+              <w:t xml:space="preserve">responsible   ·   single   ·   withdrawal   ·   receive   ·   substantive   ·   responsibility   ·   reasonable   ·   either   ·   satisfied   ·   because   ·   preparing   ·   management's   ·   independent</w:t>
             </w:r>
           </w:p>
         </w:tc>
@@ -7485,7 +6751,7 @@
                 <w:sz w:val="16"/>
                 <w:szCs w:val="16"/>
               </w:rPr>
-              <w:t xml:space="preserve">statements</w:t>
+              <w:t xml:space="preserve">external</w:t>
             </w:r>
           </w:p>
         </w:tc>
@@ -7518,7 +6784,7 @@
                 <w:sz w:val="16"/>
                 <w:szCs w:val="16"/>
               </w:rPr>
-              <w:t xml:space="preserve">independent</w:t>
+              <w:t xml:space="preserve">because</w:t>
             </w:r>
           </w:p>
         </w:tc>
@@ -7586,7 +6852,7 @@
                 <w:sz w:val="16"/>
                 <w:szCs w:val="16"/>
               </w:rPr>
-              <w:t xml:space="preserve">financial</w:t>
+              <w:t xml:space="preserve">substantive</w:t>
             </w:r>
           </w:p>
         </w:tc>
@@ -7654,7 +6920,7 @@
                 <w:sz w:val="16"/>
                 <w:szCs w:val="16"/>
               </w:rPr>
-              <w:t xml:space="preserve">substantive</w:t>
+              <w:t xml:space="preserve">satisfied</w:t>
             </w:r>
           </w:p>
         </w:tc>
@@ -7790,7 +7056,7 @@
                 <w:sz w:val="16"/>
                 <w:szCs w:val="16"/>
               </w:rPr>
-              <w:t xml:space="preserve">misstatement</w:t>
+              <w:t xml:space="preserve">reasonable</w:t>
             </w:r>
           </w:p>
         </w:tc>
@@ -7825,7 +7091,7 @@
                 <w:sz w:val="16"/>
                 <w:szCs w:val="16"/>
               </w:rPr>
-              <w:t xml:space="preserve">qualified</w:t>
+              <w:t xml:space="preserve">either</w:t>
             </w:r>
           </w:p>
         </w:tc>
@@ -7893,7 +7159,7 @@
                 <w:sz w:val="16"/>
                 <w:szCs w:val="16"/>
               </w:rPr>
-              <w:t xml:space="preserve">effective</w:t>
+              <w:t xml:space="preserve">single</w:t>
             </w:r>
           </w:p>
         </w:tc>
@@ -7961,7 +7227,7 @@
                 <w:sz w:val="16"/>
                 <w:szCs w:val="16"/>
               </w:rPr>
-              <w:t xml:space="preserve">weakness</w:t>
+              <w:t xml:space="preserve">withdrawal</w:t>
             </w:r>
           </w:p>
         </w:tc>
@@ -8029,7 +7295,7 @@
                 <w:sz w:val="16"/>
                 <w:szCs w:val="16"/>
               </w:rPr>
-              <w:t xml:space="preserve">limitation</w:t>
+              <w:t xml:space="preserve">independent</w:t>
             </w:r>
           </w:p>
         </w:tc>
@@ -8097,7 +7363,7 @@
                 <w:sz w:val="16"/>
                 <w:szCs w:val="16"/>
               </w:rPr>
-              <w:t xml:space="preserve">disclaimer</w:t>
+              <w:t xml:space="preserve">receive</w:t>
             </w:r>
           </w:p>
         </w:tc>
@@ -9393,469 +8659,6 @@
     </w:p>
     <w:p>
       <w:pPr>
-        <w:spacing w:before="20" w:after="20" w:line="360" w:lineRule="auto"/>
-        <w:ind w:left="200"/>
-      </w:pPr>
-      <w:r>
-        <w:rPr>
-          <w:sz w:val="19"/>
-          <w:szCs w:val="19"/>
-        </w:rPr>
-        <w:t xml:space="preserve">Not every failure is equally serious.</w:t>
-      </w:r>
-    </w:p>
-    <w:tbl>
-      <w:tblPr>
-        <w:tblW w:type="pct" w:w="100%"/>
-        <w:tblLayout w:type="fixed"/>
-        <w:tblBorders>
-          <w:top w:val="single" w:color="353A7C" w:sz="6"/>
-          <w:left w:val="single" w:color="353A7C" w:sz="6"/>
-          <w:bottom w:val="single" w:color="353A7C" w:sz="6"/>
-          <w:right w:val="single" w:color="353A7C" w:sz="6"/>
-          <w:insideH w:val="single" w:color="353A7C" w:sz="6"/>
-          <w:insideV w:val="single" w:color="353A7C" w:sz="6"/>
-        </w:tblBorders>
-      </w:tblPr>
-      <w:tblGrid>
-        <w:gridCol w:w="1911"/>
-        <w:gridCol w:w="4224"/>
-        <w:gridCol w:w="3465"/>
-      </w:tblGrid>
-      <w:tr>
-        <w:tc>
-          <w:tcPr>
-            <w:tcW w:type="pct" w:w="5000"/>
-            <w:gridSpan w:val="3"/>
-            <w:shd w:fill="353A7C" w:val="clear"/>
-            <w:tcMar>
-              <w:top w:type="dxa" w:w="60"/>
-              <w:left w:type="dxa" w:w="120"/>
-              <w:bottom w:type="dxa" w:w="60"/>
-              <w:right w:type="dxa" w:w="120"/>
-            </w:tcMar>
-          </w:tcPr>
-          <w:p>
-            <w:pPr>
-              <w:spacing w:before="40" w:after="40"/>
-            </w:pPr>
-            <w:r>
-              <w:rPr>
-                <w:b/>
-                <w:bCs/>
-                <w:color w:val="FFFFFF"/>
-                <w:sz w:val="17"/>
-                <w:szCs w:val="17"/>
-              </w:rPr>
-              <w:t xml:space="preserve">Three levels of deficiency</w:t>
-            </w:r>
-          </w:p>
-        </w:tc>
-      </w:tr>
-      <w:tr>
-        <w:tc>
-          <w:tcPr>
-            <w:tcW w:type="pct" w:w="995"/>
-            <w:shd w:fill="353A7C" w:val="clear"/>
-            <w:tcMar>
-              <w:top w:type="dxa" w:w="50"/>
-              <w:left w:type="dxa" w:w="110"/>
-              <w:bottom w:type="dxa" w:w="50"/>
-              <w:right w:type="dxa" w:w="110"/>
-            </w:tcMar>
-          </w:tcPr>
-          <w:p>
-            <w:pPr>
-              <w:spacing w:before="30" w:after="30"/>
-            </w:pPr>
-            <w:r>
-              <w:rPr>
-                <w:b/>
-                <w:bCs/>
-                <w:color w:val="FFFFFF"/>
-                <w:sz w:val="15"/>
-                <w:szCs w:val="15"/>
-              </w:rPr>
-              <w:t xml:space="preserve">Severity</w:t>
-            </w:r>
-          </w:p>
-        </w:tc>
-        <w:tc>
-          <w:tcPr>
-            <w:tcW w:type="pct" w:w="2200"/>
-            <w:shd w:fill="353A7C" w:val="clear"/>
-            <w:tcMar>
-              <w:top w:type="dxa" w:w="50"/>
-              <w:left w:type="dxa" w:w="110"/>
-              <w:bottom w:type="dxa" w:w="50"/>
-              <w:right w:type="dxa" w:w="110"/>
-            </w:tcMar>
-          </w:tcPr>
-          <w:p>
-            <w:pPr>
-              <w:spacing w:before="30" w:after="30"/>
-            </w:pPr>
-            <w:r>
-              <w:rPr>
-                <w:b/>
-                <w:bCs/>
-                <w:color w:val="FFFFFF"/>
-                <w:sz w:val="15"/>
-                <w:szCs w:val="15"/>
-              </w:rPr>
-              <w:t xml:space="preserve">Definition</w:t>
-            </w:r>
-          </w:p>
-        </w:tc>
-        <w:tc>
-          <w:tcPr>
-            <w:tcW w:type="pct" w:w="1805"/>
-            <w:shd w:fill="353A7C" w:val="clear"/>
-            <w:tcMar>
-              <w:top w:type="dxa" w:w="50"/>
-              <w:left w:type="dxa" w:w="110"/>
-              <w:bottom w:type="dxa" w:w="50"/>
-              <w:right w:type="dxa" w:w="110"/>
-            </w:tcMar>
-          </w:tcPr>
-          <w:p>
-            <w:pPr>
-              <w:spacing w:before="30" w:after="30"/>
-            </w:pPr>
-            <w:r>
-              <w:rPr>
-                <w:b/>
-                <w:bCs/>
-                <w:color w:val="FFFFFF"/>
-                <w:sz w:val="15"/>
-                <w:szCs w:val="15"/>
-              </w:rPr>
-              <w:t xml:space="preserve">Consequence</w:t>
-            </w:r>
-          </w:p>
-        </w:tc>
-      </w:tr>
-      <w:tr>
-        <w:tc>
-          <w:tcPr>
-            <w:tcW w:type="pct" w:w="995"/>
-            <w:tcMar>
-              <w:top w:type="dxa" w:w="50"/>
-              <w:left w:type="dxa" w:w="110"/>
-              <w:bottom w:type="dxa" w:w="50"/>
-              <w:right w:type="dxa" w:w="110"/>
-            </w:tcMar>
-          </w:tcPr>
-          <w:p>
-            <w:pPr>
-              <w:spacing w:before="28" w:after="28"/>
-            </w:pPr>
-            <w:r>
-              <w:rPr>
-                <w:sz w:val="15"/>
-                <w:szCs w:val="15"/>
-              </w:rPr>
-              <w:t xml:space="preserve">Control deficiency</w:t>
-            </w:r>
-          </w:p>
-        </w:tc>
-        <w:tc>
-          <w:tcPr>
-            <w:tcW w:type="pct" w:w="2200"/>
-            <w:tcMar>
-              <w:top w:type="dxa" w:w="50"/>
-              <w:left w:type="dxa" w:w="110"/>
-              <w:bottom w:type="dxa" w:w="50"/>
-              <w:right w:type="dxa" w:w="110"/>
-            </w:tcMar>
-          </w:tcPr>
-          <w:p>
-            <w:pPr>
-              <w:spacing w:before="28" w:after="28"/>
-            </w:pPr>
-            <w:r>
-              <w:rPr>
-                <w:sz w:val="15"/>
-                <w:szCs w:val="15"/>
-              </w:rPr>
-              <w:t xml:space="preserve">The control does not allow staff, in the normal course of their work, to prevent or detect </w:t>
-            </w:r>
-            <w:r>
-              <w:rPr>
-                <w:b/>
-                <w:bCs/>
-                <w:color w:val="8186EF"/>
-                <w:sz w:val="14"/>
-                <w:szCs w:val="14"/>
-              </w:rPr>
-              <w:t xml:space="preserve"> (1) </w:t>
-            </w:r>
-            <w:r>
-              <w:rPr>
-                <w:u w:val="single"/>
-                <w:sz w:val="15"/>
-                <w:szCs w:val="15"/>
-              </w:rPr>
-              <w:t xml:space="preserve">              </w:t>
-            </w:r>
-            <w:r>
-              <w:rPr>
-                <w:sz w:val="15"/>
-                <w:szCs w:val="15"/>
-              </w:rPr>
-              <w:t xml:space="preserve"> </w:t>
-            </w:r>
-            <w:r>
-              <w:rPr>
-                <w:sz w:val="15"/>
-                <w:szCs w:val="15"/>
-              </w:rPr>
-              <w:t xml:space="preserve"> on a timely basis</w:t>
-            </w:r>
-          </w:p>
-        </w:tc>
-        <w:tc>
-          <w:tcPr>
-            <w:tcW w:type="pct" w:w="1805"/>
-            <w:tcMar>
-              <w:top w:type="dxa" w:w="50"/>
-              <w:left w:type="dxa" w:w="110"/>
-              <w:bottom w:type="dxa" w:w="50"/>
-              <w:right w:type="dxa" w:w="110"/>
-            </w:tcMar>
-          </w:tcPr>
-          <w:p>
-            <w:pPr>
-              <w:spacing w:before="28" w:after="28"/>
-            </w:pPr>
-            <w:r>
-              <w:rPr>
-                <w:sz w:val="15"/>
-                <w:szCs w:val="15"/>
-              </w:rPr>
-              <w:t xml:space="preserve">Management decides whether to fix it</w:t>
-            </w:r>
-          </w:p>
-        </w:tc>
-      </w:tr>
-      <w:tr>
-        <w:tc>
-          <w:tcPr>
-            <w:tcW w:type="pct" w:w="995"/>
-            <w:shd w:fill="FBFAF6" w:val="clear"/>
-            <w:tcMar>
-              <w:top w:type="dxa" w:w="50"/>
-              <w:left w:type="dxa" w:w="110"/>
-              <w:bottom w:type="dxa" w:w="50"/>
-              <w:right w:type="dxa" w:w="110"/>
-            </w:tcMar>
-          </w:tcPr>
-          <w:p>
-            <w:pPr>
-              <w:spacing w:before="28" w:after="28"/>
-            </w:pPr>
-            <w:r>
-              <w:rPr>
-                <w:sz w:val="15"/>
-                <w:szCs w:val="15"/>
-              </w:rPr>
-              <w:t xml:space="preserve">Significant deficiency</w:t>
-            </w:r>
-          </w:p>
-        </w:tc>
-        <w:tc>
-          <w:tcPr>
-            <w:tcW w:type="pct" w:w="2200"/>
-            <w:shd w:fill="FBFAF6" w:val="clear"/>
-            <w:tcMar>
-              <w:top w:type="dxa" w:w="50"/>
-              <w:left w:type="dxa" w:w="110"/>
-              <w:bottom w:type="dxa" w:w="50"/>
-              <w:right w:type="dxa" w:w="110"/>
-            </w:tcMar>
-          </w:tcPr>
-          <w:p>
-            <w:pPr>
-              <w:spacing w:before="28" w:after="28"/>
-            </w:pPr>
-            <w:r>
-              <w:rPr>
-                <w:sz w:val="15"/>
-                <w:szCs w:val="15"/>
-              </w:rPr>
-              <w:t xml:space="preserve">Less severe than a material weakness, but important enough to merit the attention of those overseeing reporting</w:t>
-            </w:r>
-          </w:p>
-        </w:tc>
-        <w:tc>
-          <w:tcPr>
-            <w:tcW w:type="pct" w:w="1805"/>
-            <w:shd w:fill="FFFFFF" w:val="clear"/>
-            <w:tcMar>
-              <w:top w:type="dxa" w:w="50"/>
-              <w:left w:type="dxa" w:w="110"/>
-              <w:bottom w:type="dxa" w:w="50"/>
-              <w:right w:type="dxa" w:w="110"/>
-            </w:tcMar>
-          </w:tcPr>
-          <w:p>
-            <w:pPr>
-              <w:spacing w:before="46" w:after="46"/>
-            </w:pPr>
-            <w:r>
-              <w:rPr>
-                <w:b/>
-                <w:bCs/>
-                <w:color w:val="8186EF"/>
-                <w:sz w:val="14"/>
-                <w:szCs w:val="14"/>
-              </w:rPr>
-              <w:t xml:space="preserve">(2)</w:t>
-            </w:r>
-          </w:p>
-        </w:tc>
-      </w:tr>
-      <w:tr>
-        <w:tc>
-          <w:tcPr>
-            <w:tcW w:type="pct" w:w="995"/>
-            <w:tcMar>
-              <w:top w:type="dxa" w:w="50"/>
-              <w:left w:type="dxa" w:w="110"/>
-              <w:bottom w:type="dxa" w:w="50"/>
-              <w:right w:type="dxa" w:w="110"/>
-            </w:tcMar>
-          </w:tcPr>
-          <w:p>
-            <w:pPr>
-              <w:spacing w:before="28" w:after="28"/>
-            </w:pPr>
-            <w:r>
-              <w:rPr>
-                <w:sz w:val="15"/>
-                <w:szCs w:val="15"/>
-              </w:rPr>
-              <w:t xml:space="preserve">Material weakness</w:t>
-            </w:r>
-          </w:p>
-        </w:tc>
-        <w:tc>
-          <w:tcPr>
-            <w:tcW w:type="pct" w:w="2200"/>
-            <w:tcMar>
-              <w:top w:type="dxa" w:w="50"/>
-              <w:left w:type="dxa" w:w="110"/>
-              <w:bottom w:type="dxa" w:w="50"/>
-              <w:right w:type="dxa" w:w="110"/>
-            </w:tcMar>
-          </w:tcPr>
-          <w:p>
-            <w:pPr>
-              <w:spacing w:before="28" w:after="28"/>
-            </w:pPr>
-            <w:r>
-              <w:rPr>
-                <w:sz w:val="15"/>
-                <w:szCs w:val="15"/>
-              </w:rPr>
-              <w:t xml:space="preserve">A reasonable possibility that a material misstatement will not be prevented or detected on a timely basis</w:t>
-            </w:r>
-          </w:p>
-        </w:tc>
-        <w:tc>
-          <w:tcPr>
-            <w:tcW w:type="pct" w:w="1805"/>
-            <w:shd w:fill="FFFFFF" w:val="clear"/>
-            <w:tcMar>
-              <w:top w:type="dxa" w:w="50"/>
-              <w:left w:type="dxa" w:w="110"/>
-              <w:bottom w:type="dxa" w:w="50"/>
-              <w:right w:type="dxa" w:w="110"/>
-            </w:tcMar>
-          </w:tcPr>
-          <w:p>
-            <w:pPr>
-              <w:spacing w:before="46" w:after="46"/>
-            </w:pPr>
-            <w:r>
-              <w:rPr>
-                <w:b/>
-                <w:bCs/>
-                <w:color w:val="8186EF"/>
-                <w:sz w:val="14"/>
-                <w:szCs w:val="14"/>
-              </w:rPr>
-              <w:t xml:space="preserve">(3)</w:t>
-            </w:r>
-          </w:p>
-        </w:tc>
-      </w:tr>
-    </w:tbl>
-    <w:p/>
-    <w:tbl>
-      <w:tblPr>
-        <w:tblW w:type="pct" w:w="100%"/>
-        <w:tblLayout w:type="fixed"/>
-        <w:tblBorders>
-          <w:top w:val="single" w:color="FBFAF6" w:sz="4"/>
-          <w:left w:val="single" w:color="FBFAF6" w:sz="4"/>
-          <w:bottom w:val="single" w:color="FBFAF6" w:sz="4"/>
-          <w:right w:val="single" w:color="FBFAF6" w:sz="4"/>
-          <w:insideH w:val="single" w:color="FBFAF6" w:sz="4"/>
-          <w:insideV w:val="single" w:color="FBFAF6" w:sz="4"/>
-        </w:tblBorders>
-      </w:tblPr>
-      <w:tblGrid>
-        <w:gridCol w:w="9600"/>
-      </w:tblGrid>
-      <w:tr>
-        <w:tc>
-          <w:tcPr>
-            <w:tcW w:type="pct" w:w="5000"/>
-            <w:shd w:fill="FBFAF6" w:val="clear"/>
-            <w:tcMar>
-              <w:top w:type="dxa" w:w="40"/>
-              <w:left w:type="dxa" w:w="100"/>
-              <w:bottom w:type="dxa" w:w="40"/>
-              <w:right w:type="dxa" w:w="100"/>
-            </w:tcMar>
-          </w:tcPr>
-          <w:p>
-            <w:pPr>
-              <w:spacing w:before="18" w:after="6"/>
-            </w:pPr>
-            <w:r>
-              <w:rPr>
-                <w:b/>
-                <w:bCs/>
-                <w:color w:val="6B7280"/>
-                <w:sz w:val="14"/>
-                <w:szCs w:val="14"/>
-              </w:rPr>
-              <w:t xml:space="preserve">word list</w:t>
-            </w:r>
-          </w:p>
-          <w:p>
-            <w:pPr>
-              <w:spacing w:before="0" w:after="18"/>
-            </w:pPr>
-            <w:r>
-              <w:rPr>
-                <w:b/>
-                <w:bCs/>
-                <w:color w:val="353A7C"/>
-                <w:sz w:val="16"/>
-                <w:szCs w:val="16"/>
-              </w:rPr>
-              <w:t xml:space="preserve">3. Implement   ·   misstatements   ·   Reported to the audit committee   ·   Internal control cannot be called effective; disclosed</w:t>
-            </w:r>
-          </w:p>
-        </w:tc>
-      </w:tr>
-    </w:tbl>
-    <w:p/>
-    <w:p>
-      <w:pPr>
         <w:spacing w:before="44" w:after="14"/>
       </w:pPr>
       <w:r>
@@ -9874,7 +8677,7 @@
           <w:sz w:val="16"/>
           <w:szCs w:val="16"/>
         </w:rPr>
-        <w:t xml:space="preserve">      gaps 4–10</w:t>
+        <w:t xml:space="preserve">      gaps 1–7</w:t>
       </w:r>
     </w:p>
     <w:p>
@@ -9887,7 +8690,7 @@
           <w:sz w:val="19"/>
           <w:szCs w:val="19"/>
         </w:rPr>
-        <w:t xml:space="preserve">A material weakness is the one that matters most, because its existence prevents </w:t>
+        <w:t xml:space="preserve">Not every </w:t>
       </w:r>
       <w:r>
         <w:rPr>
@@ -9897,7 +8700,7 @@
           <w:sz w:val="15"/>
           <w:szCs w:val="15"/>
         </w:rPr>
-        <w:t xml:space="preserve"> (4) </w:t>
+        <w:t xml:space="preserve"> (1) </w:t>
       </w:r>
       <w:r>
         <w:rPr>
@@ -9905,7 +8708,7 @@
           <w:sz w:val="19"/>
           <w:szCs w:val="19"/>
         </w:rPr>
-        <w:t xml:space="preserve">            </w:t>
+        <w:t xml:space="preserve">           </w:t>
       </w:r>
       <w:r>
         <w:rPr>
@@ -9919,7 +8722,7 @@
           <w:sz w:val="19"/>
           <w:szCs w:val="19"/>
         </w:rPr>
-        <w:t xml:space="preserve"> from concluding that internal control is </w:t>
+        <w:t xml:space="preserve"> is equally </w:t>
       </w:r>
       <w:r>
         <w:rPr>
@@ -9929,7 +8732,7 @@
           <w:sz w:val="15"/>
           <w:szCs w:val="15"/>
         </w:rPr>
-        <w:t xml:space="preserve"> (5) </w:t>
+        <w:t xml:space="preserve"> (2) </w:t>
       </w:r>
       <w:r>
         <w:rPr>
@@ -9958,7 +8761,7 @@
           <w:sz w:val="19"/>
           <w:szCs w:val="19"/>
         </w:rPr>
-        <w:t xml:space="preserve">The test combines </w:t>
+        <w:t xml:space="preserve">A material weakness is the one that matters most, because its existence prevents </w:t>
       </w:r>
       <w:r>
         <w:rPr>
@@ -9968,7 +8771,7 @@
           <w:sz w:val="15"/>
           <w:szCs w:val="15"/>
         </w:rPr>
-        <w:t xml:space="preserve"> (6) </w:t>
+        <w:t xml:space="preserve"> (3) </w:t>
       </w:r>
       <w:r>
         <w:rPr>
@@ -9990,7 +8793,7 @@
           <w:sz w:val="19"/>
           <w:szCs w:val="19"/>
         </w:rPr>
-        <w:t xml:space="preserve"> and magnitude: a reasonable possibility that a material misstatement would not be </w:t>
+        <w:t xml:space="preserve"> from concluding that internal control is </w:t>
       </w:r>
       <w:r>
         <w:rPr>
@@ -10000,7 +8803,7 @@
           <w:sz w:val="15"/>
           <w:szCs w:val="15"/>
         </w:rPr>
-        <w:t xml:space="preserve"> (7) </w:t>
+        <w:t xml:space="preserve"> (4) </w:t>
       </w:r>
       <w:r>
         <w:rPr>
@@ -10022,14 +8825,14 @@
           <w:sz w:val="19"/>
           <w:szCs w:val="19"/>
         </w:rPr>
-        <w:t xml:space="preserve"> or detected on a timely basis. </w:t>
-      </w:r>
-      <w:r>
-        <w:rPr>
-          <w:sz w:val="19"/>
-          <w:szCs w:val="19"/>
-        </w:rPr>
-        <w:t xml:space="preserve">There is no numeric </w:t>
+        <w:t xml:space="preserve">. </w:t>
+      </w:r>
+      <w:r>
+        <w:rPr>
+          <w:sz w:val="19"/>
+          <w:szCs w:val="19"/>
+        </w:rPr>
+        <w:t xml:space="preserve">The test combines </w:t>
       </w:r>
       <w:r>
         <w:rPr>
@@ -10039,7 +8842,7 @@
           <w:sz w:val="15"/>
           <w:szCs w:val="15"/>
         </w:rPr>
-        <w:t xml:space="preserve"> (8) </w:t>
+        <w:t xml:space="preserve"> (5) </w:t>
       </w:r>
       <w:r>
         <w:rPr>
@@ -10047,7 +8850,7 @@
           <w:sz w:val="19"/>
           <w:szCs w:val="19"/>
         </w:rPr>
-        <w:t xml:space="preserve">           </w:t>
+        <w:t xml:space="preserve">            </w:t>
       </w:r>
       <w:r>
         <w:rPr>
@@ -10061,14 +8864,7 @@
           <w:sz w:val="19"/>
           <w:szCs w:val="19"/>
         </w:rPr>
-        <w:t xml:space="preserve">. </w:t>
-      </w:r>
-      <w:r>
-        <w:rPr>
-          <w:sz w:val="19"/>
-          <w:szCs w:val="19"/>
-        </w:rPr>
-        <w:t xml:space="preserve">The test is </w:t>
+        <w:t xml:space="preserve"> and magnitude: a reasonable possibility that a material misstatement would not be </w:t>
       </w:r>
       <w:r>
         <w:rPr>
@@ -10078,7 +8874,7 @@
           <w:sz w:val="15"/>
           <w:szCs w:val="15"/>
         </w:rPr>
-        <w:t xml:space="preserve"> (9) </w:t>
+        <w:t xml:space="preserve"> (6) </w:t>
       </w:r>
       <w:r>
         <w:rPr>
@@ -10100,7 +8896,14 @@
           <w:sz w:val="19"/>
           <w:szCs w:val="19"/>
         </w:rPr>
-        <w:t xml:space="preserve"> there is a reasonable possibility that a material misstatement would go </w:t>
+        <w:t xml:space="preserve"> or detected on a timely basis. </w:t>
+      </w:r>
+      <w:r>
+        <w:rPr>
+          <w:sz w:val="19"/>
+          <w:szCs w:val="19"/>
+        </w:rPr>
+        <w:t xml:space="preserve">There is no numeric </w:t>
       </w:r>
       <w:r>
         <w:rPr>
@@ -10110,7 +8913,7 @@
           <w:sz w:val="15"/>
           <w:szCs w:val="15"/>
         </w:rPr>
-        <w:t xml:space="preserve"> (10) </w:t>
+        <w:t xml:space="preserve"> (7) </w:t>
       </w:r>
       <w:r>
         <w:rPr>
@@ -10118,7 +8921,7 @@
           <w:sz w:val="19"/>
           <w:szCs w:val="19"/>
         </w:rPr>
-        <w:t xml:space="preserve">            </w:t>
+        <w:t xml:space="preserve">           </w:t>
       </w:r>
       <w:r>
         <w:rPr>
@@ -10133,6 +8936,13 @@
           <w:szCs w:val="19"/>
         </w:rPr>
         <w:t xml:space="preserve">. </w:t>
+      </w:r>
+      <w:r>
+        <w:rPr>
+          <w:sz w:val="19"/>
+          <w:szCs w:val="19"/>
+        </w:rPr>
+        <w:t xml:space="preserve">The test is whether there is a reasonable possibility that a material misstatement would go undetected. </w:t>
       </w:r>
       <w:r>
         <w:rPr>
@@ -10197,7 +9007,7 @@
                 <w:sz w:val="16"/>
                 <w:szCs w:val="16"/>
               </w:rPr>
-              <w:t xml:space="preserve">whether   ·   threshold   ·   undetected   ·   management   ·   effective   ·   failure   ·   prevented   ·   likelihood</w:t>
+              <w:t xml:space="preserve">likelihood   ·   management   ·   effective   ·   prevented   ·   serious   ·   threshold   ·   failure   ·   combines</w:t>
             </w:r>
           </w:p>
         </w:tc>
@@ -10333,7 +9143,7 @@
                 <w:sz w:val="16"/>
                 <w:szCs w:val="16"/>
               </w:rPr>
-              <w:t xml:space="preserve">1. Find the root cause   ·   6. Conclude and disclose   ·   addresses   ·   material weakness   ·   4. Operate for a period   ·   operation   ·   Evidence</w:t>
+              <w:t xml:space="preserve">2. Redesign   ·   operation   ·   Evidence   ·   4. Operate for a period   ·   6. Conclude and disclose   ·   present and functioning   ·   affected</w:t>
             </w:r>
           </w:p>
         </w:tc>
@@ -10342,18 +9152,6 @@
     <w:p/>
     <w:p>
       <w:pPr>
-        <w:pageBreakBefore w:val="true"/>
-        <w:spacing w:after="0"/>
-      </w:pPr>
-      <w:r>
-        <w:rPr>
-          <w:sz w:val="2"/>
-        </w:rPr>
-        <w:t xml:space="preserve"> </w:t>
-      </w:r>
-    </w:p>
-    <w:p>
-      <w:pPr>
         <w:spacing w:before="44" w:after="14"/>
       </w:pPr>
       <w:r>
@@ -10372,7 +9170,7 @@
           <w:sz w:val="16"/>
           <w:szCs w:val="16"/>
         </w:rPr>
-        <w:t xml:space="preserve">      gaps 17–19</w:t>
+        <w:t xml:space="preserve">      gaps 14–16</w:t>
       </w:r>
     </w:p>
     <w:p>
@@ -10392,7 +9190,7 @@
           <w:sz w:val="19"/>
           <w:szCs w:val="19"/>
         </w:rPr>
-        <w:t xml:space="preserve">A </w:t>
+        <w:t xml:space="preserve">A control must </w:t>
       </w:r>
       <w:r>
         <w:rPr>
@@ -10402,7 +9200,7 @@
           <w:sz w:val="15"/>
           <w:szCs w:val="15"/>
         </w:rPr>
-        <w:t xml:space="preserve"> (17) </w:t>
+        <w:t xml:space="preserve"> (14) </w:t>
       </w:r>
       <w:r>
         <w:rPr>
@@ -10424,7 +9222,7 @@
           <w:sz w:val="19"/>
           <w:szCs w:val="19"/>
         </w:rPr>
-        <w:t xml:space="preserve"> must operate for long enough to be tested before anyone can say it works, which in </w:t>
+        <w:t xml:space="preserve"> for long enough to be tested before anyone can say it works, which in </w:t>
       </w:r>
       <w:r>
         <w:rPr>
@@ -10434,7 +9232,7 @@
           <w:sz w:val="15"/>
           <w:szCs w:val="15"/>
         </w:rPr>
-        <w:t xml:space="preserve"> (18) </w:t>
+        <w:t xml:space="preserve"> (15) </w:t>
       </w:r>
       <w:r>
         <w:rPr>
@@ -10473,7 +9271,7 @@
           <w:sz w:val="15"/>
           <w:szCs w:val="15"/>
         </w:rPr>
-        <w:t xml:space="preserve"> (19) </w:t>
+        <w:t xml:space="preserve"> (16) </w:t>
       </w:r>
       <w:r>
         <w:rPr>
@@ -10553,7 +9351,7 @@
                 <w:sz w:val="16"/>
                 <w:szCs w:val="16"/>
               </w:rPr>
-              <w:t xml:space="preserve">control   ·   remediating   ·   practice   ·   misstatement</w:t>
+              <w:t xml:space="preserve">practice   ·   remediating   ·   operate   ·   misstatement</w:t>
             </w:r>
           </w:p>
         </w:tc>
@@ -10562,6 +9360,18 @@
     <w:p/>
     <w:p>
       <w:pPr>
+        <w:pageBreakBefore w:val="true"/>
+        <w:spacing w:after="0"/>
+      </w:pPr>
+      <w:r>
+        <w:rPr>
+          <w:sz w:val="2"/>
+        </w:rPr>
+        <w:t xml:space="preserve"> </w:t>
+      </w:r>
+    </w:p>
+    <w:p>
+      <w:pPr>
         <w:spacing w:before="44" w:after="10"/>
       </w:pPr>
       <w:r>
@@ -10585,7 +9395,7 @@
           <w:sz w:val="15"/>
           <w:szCs w:val="15"/>
         </w:rPr>
-        <w:t xml:space="preserve">Each term sits against what it means.</w:t>
+        <w:t xml:space="preserve">Each term sits against what it means, and an instance of it.</w:t>
       </w:r>
     </w:p>
     <w:p>
@@ -10596,7 +9406,7 @@
       <w:r>
         <w:drawing>
           <wp:inline distT="0" distB="0" distL="0" distR="0">
-            <wp:extent cx="5734050" cy="3651675"/>
+            <wp:extent cx="5734050" cy="3116000"/>
             <wp:effectExtent t="0" r="0" b="0" l="0"/>
             <wp:docPr id="1" name="" descr="" title=""/>
             <wp:cNvGraphicFramePr>
@@ -10621,7 +9431,7 @@
                   <pic:spPr bwMode="auto">
                     <a:xfrm>
                       <a:off x="0" y="0"/>
-                      <a:ext cx="5734050" cy="3651675"/>
+                      <a:ext cx="5734050" cy="3116000"/>
                     </a:xfrm>
                     <a:prstGeom prst="rect">
                       <a:avLst/>
@@ -10689,7 +9499,7 @@
                 <w:sz w:val="16"/>
                 <w:szCs w:val="16"/>
               </w:rPr>
-              <w:t xml:space="preserve">Control deficiency   ·   3. Implement   ·   Significant deficiency   ·   preventive control</w:t>
+              <w:t xml:space="preserve">Significant deficiency   ·   Material weakness   ·   Control deficiency</w:t>
             </w:r>
           </w:p>
         </w:tc>
@@ -10946,7 +9756,7 @@
                 <w:sz w:val="16"/>
                 <w:szCs w:val="16"/>
               </w:rPr>
-              <w:t xml:space="preserve">misstatements</w:t>
+              <w:t xml:space="preserve">failure</w:t>
             </w:r>
           </w:p>
         </w:tc>
@@ -10972,14 +9782,14 @@
                 <w:sz w:val="16"/>
                 <w:szCs w:val="16"/>
               </w:rPr>
-              <w:t xml:space="preserve">12  </w:t>
-            </w:r>
-            <w:r>
-              <w:rPr>
-                <w:sz w:val="16"/>
-                <w:szCs w:val="16"/>
-              </w:rPr>
-              <w:t xml:space="preserve">addresses</w:t>
+              <w:t xml:space="preserve">10  </w:t>
+            </w:r>
+            <w:r>
+              <w:rPr>
+                <w:sz w:val="16"/>
+                <w:szCs w:val="16"/>
+              </w:rPr>
+              <w:t xml:space="preserve">affected</w:t>
             </w:r>
           </w:p>
         </w:tc>
@@ -11014,7 +9824,7 @@
                 <w:sz w:val="16"/>
                 <w:szCs w:val="16"/>
               </w:rPr>
-              <w:t xml:space="preserve">Reported to the audit committee</w:t>
+              <w:t xml:space="preserve">serious</w:t>
             </w:r>
           </w:p>
         </w:tc>
@@ -11040,14 +9850,14 @@
                 <w:sz w:val="16"/>
                 <w:szCs w:val="16"/>
               </w:rPr>
-              <w:t xml:space="preserve">13  </w:t>
-            </w:r>
-            <w:r>
-              <w:rPr>
-                <w:sz w:val="16"/>
-                <w:szCs w:val="16"/>
-              </w:rPr>
-              <w:t xml:space="preserve">operation</w:t>
+              <w:t xml:space="preserve">11  </w:t>
+            </w:r>
+            <w:r>
+              <w:rPr>
+                <w:sz w:val="16"/>
+                <w:szCs w:val="16"/>
+              </w:rPr>
+              <w:t xml:space="preserve">4. Operate for a period</w:t>
             </w:r>
           </w:p>
         </w:tc>
@@ -11082,7 +9892,7 @@
                 <w:sz w:val="16"/>
                 <w:szCs w:val="16"/>
               </w:rPr>
-              <w:t xml:space="preserve">Internal control cannot be called effective; disclosed</w:t>
+              <w:t xml:space="preserve">management</w:t>
             </w:r>
           </w:p>
         </w:tc>
@@ -11108,14 +9918,14 @@
                 <w:sz w:val="16"/>
                 <w:szCs w:val="16"/>
               </w:rPr>
-              <w:t xml:space="preserve">14  </w:t>
-            </w:r>
-            <w:r>
-              <w:rPr>
-                <w:sz w:val="16"/>
-                <w:szCs w:val="16"/>
-              </w:rPr>
-              <w:t xml:space="preserve">4. Operate for a period</w:t>
+              <w:t xml:space="preserve">12  </w:t>
+            </w:r>
+            <w:r>
+              <w:rPr>
+                <w:sz w:val="16"/>
+                <w:szCs w:val="16"/>
+              </w:rPr>
+              <w:t xml:space="preserve">Evidence</w:t>
             </w:r>
           </w:p>
         </w:tc>
@@ -11150,7 +9960,7 @@
                 <w:sz w:val="16"/>
                 <w:szCs w:val="16"/>
               </w:rPr>
-              <w:t xml:space="preserve">management</w:t>
+              <w:t xml:space="preserve">effective</w:t>
             </w:r>
           </w:p>
         </w:tc>
@@ -11176,14 +9986,14 @@
                 <w:sz w:val="16"/>
                 <w:szCs w:val="16"/>
               </w:rPr>
-              <w:t xml:space="preserve">15  </w:t>
-            </w:r>
-            <w:r>
-              <w:rPr>
-                <w:sz w:val="16"/>
-                <w:szCs w:val="16"/>
-              </w:rPr>
-              <w:t xml:space="preserve">Evidence</w:t>
+              <w:t xml:space="preserve">13  </w:t>
+            </w:r>
+            <w:r>
+              <w:rPr>
+                <w:sz w:val="16"/>
+                <w:szCs w:val="16"/>
+              </w:rPr>
+              <w:t xml:space="preserve">6. Conclude and disclose</w:t>
             </w:r>
           </w:p>
         </w:tc>
@@ -11218,7 +10028,7 @@
                 <w:sz w:val="16"/>
                 <w:szCs w:val="16"/>
               </w:rPr>
-              <w:t xml:space="preserve">effective</w:t>
+              <w:t xml:space="preserve">likelihood</w:t>
             </w:r>
           </w:p>
         </w:tc>
@@ -11244,14 +10054,14 @@
                 <w:sz w:val="16"/>
                 <w:szCs w:val="16"/>
               </w:rPr>
-              <w:t xml:space="preserve">16  </w:t>
-            </w:r>
-            <w:r>
-              <w:rPr>
-                <w:sz w:val="16"/>
-                <w:szCs w:val="16"/>
-              </w:rPr>
-              <w:t xml:space="preserve">6. Conclude and disclose</w:t>
+              <w:t xml:space="preserve">14  </w:t>
+            </w:r>
+            <w:r>
+              <w:rPr>
+                <w:sz w:val="16"/>
+                <w:szCs w:val="16"/>
+              </w:rPr>
+              <w:t xml:space="preserve">operate</w:t>
             </w:r>
           </w:p>
         </w:tc>
@@ -11286,7 +10096,7 @@
                 <w:sz w:val="16"/>
                 <w:szCs w:val="16"/>
               </w:rPr>
-              <w:t xml:space="preserve">likelihood</w:t>
+              <w:t xml:space="preserve">prevented</w:t>
             </w:r>
           </w:p>
         </w:tc>
@@ -11312,14 +10122,14 @@
                 <w:sz w:val="16"/>
                 <w:szCs w:val="16"/>
               </w:rPr>
-              <w:t xml:space="preserve">17  </w:t>
-            </w:r>
-            <w:r>
-              <w:rPr>
-                <w:sz w:val="16"/>
-                <w:szCs w:val="16"/>
-              </w:rPr>
-              <w:t xml:space="preserve">control</w:t>
+              <w:t xml:space="preserve">15  </w:t>
+            </w:r>
+            <w:r>
+              <w:rPr>
+                <w:sz w:val="16"/>
+                <w:szCs w:val="16"/>
+              </w:rPr>
+              <w:t xml:space="preserve">practice</w:t>
             </w:r>
           </w:p>
         </w:tc>
@@ -11354,7 +10164,7 @@
                 <w:sz w:val="16"/>
                 <w:szCs w:val="16"/>
               </w:rPr>
-              <w:t xml:space="preserve">prevented</w:t>
+              <w:t xml:space="preserve">threshold</w:t>
             </w:r>
           </w:p>
         </w:tc>
@@ -11380,14 +10190,14 @@
                 <w:sz w:val="16"/>
                 <w:szCs w:val="16"/>
               </w:rPr>
-              <w:t xml:space="preserve">18  </w:t>
-            </w:r>
-            <w:r>
-              <w:rPr>
-                <w:sz w:val="16"/>
-                <w:szCs w:val="16"/>
-              </w:rPr>
-              <w:t xml:space="preserve">practice</w:t>
+              <w:t xml:space="preserve">16  </w:t>
+            </w:r>
+            <w:r>
+              <w:rPr>
+                <w:sz w:val="16"/>
+                <w:szCs w:val="16"/>
+              </w:rPr>
+              <w:t xml:space="preserve">remediating</w:t>
             </w:r>
           </w:p>
         </w:tc>
@@ -11422,7 +10232,7 @@
                 <w:sz w:val="16"/>
                 <w:szCs w:val="16"/>
               </w:rPr>
-              <w:t xml:space="preserve">threshold</w:t>
+              <w:t xml:space="preserve">operation</w:t>
             </w:r>
           </w:p>
         </w:tc>
@@ -11448,14 +10258,14 @@
                 <w:sz w:val="16"/>
                 <w:szCs w:val="16"/>
               </w:rPr>
-              <w:t xml:space="preserve">19  </w:t>
-            </w:r>
-            <w:r>
-              <w:rPr>
-                <w:sz w:val="16"/>
-                <w:szCs w:val="16"/>
-              </w:rPr>
-              <w:t xml:space="preserve">remediating</w:t>
+              <w:t xml:space="preserve">17  </w:t>
+            </w:r>
+            <w:r>
+              <w:rPr>
+                <w:sz w:val="16"/>
+                <w:szCs w:val="16"/>
+              </w:rPr>
+              <w:t xml:space="preserve">Significant deficiency</w:t>
             </w:r>
           </w:p>
         </w:tc>
@@ -11490,7 +10300,7 @@
                 <w:sz w:val="16"/>
                 <w:szCs w:val="16"/>
               </w:rPr>
-              <w:t xml:space="preserve">whether</w:t>
+              <w:t xml:space="preserve">2. Redesign</w:t>
             </w:r>
           </w:p>
         </w:tc>
@@ -11516,150 +10326,14 @@
                 <w:sz w:val="16"/>
                 <w:szCs w:val="16"/>
               </w:rPr>
-              <w:t xml:space="preserve">20  </w:t>
-            </w:r>
-            <w:r>
-              <w:rPr>
-                <w:sz w:val="16"/>
-                <w:szCs w:val="16"/>
-              </w:rPr>
-              <w:t xml:space="preserve">Control deficiency</w:t>
-            </w:r>
-          </w:p>
-        </w:tc>
-      </w:tr>
-      <w:tr>
-        <w:tc>
-          <w:tcPr>
-            <w:tcW w:type="pct" w:w="2500"/>
-            <w:tcMar>
-              <w:top w:type="dxa" w:w="20"/>
-              <w:left w:type="dxa" w:w="80"/>
-              <w:bottom w:type="dxa" w:w="20"/>
-              <w:right w:type="dxa" w:w="80"/>
-            </w:tcMar>
-          </w:tcPr>
-          <w:p>
-            <w:pPr>
-              <w:spacing w:before="12" w:after="12"/>
-            </w:pPr>
-            <w:r>
-              <w:rPr>
-                <w:b/>
-                <w:bCs/>
-                <w:color w:val="8186EF"/>
-                <w:sz w:val="16"/>
-                <w:szCs w:val="16"/>
-              </w:rPr>
-              <w:t xml:space="preserve">10  </w:t>
-            </w:r>
-            <w:r>
-              <w:rPr>
-                <w:sz w:val="16"/>
-                <w:szCs w:val="16"/>
-              </w:rPr>
-              <w:t xml:space="preserve">undetected</w:t>
-            </w:r>
-          </w:p>
-        </w:tc>
-        <w:tc>
-          <w:tcPr>
-            <w:tcW w:type="pct" w:w="2500"/>
-            <w:tcMar>
-              <w:top w:type="dxa" w:w="20"/>
-              <w:left w:type="dxa" w:w="80"/>
-              <w:bottom w:type="dxa" w:w="20"/>
-              <w:right w:type="dxa" w:w="80"/>
-            </w:tcMar>
-          </w:tcPr>
-          <w:p>
-            <w:pPr>
-              <w:spacing w:before="12" w:after="12"/>
-            </w:pPr>
-            <w:r>
-              <w:rPr>
-                <w:b/>
-                <w:bCs/>
-                <w:color w:val="8186EF"/>
-                <w:sz w:val="16"/>
-                <w:szCs w:val="16"/>
-              </w:rPr>
-              <w:t xml:space="preserve">21  </w:t>
-            </w:r>
-            <w:r>
-              <w:rPr>
-                <w:sz w:val="16"/>
-                <w:szCs w:val="16"/>
-              </w:rPr>
-              <w:t xml:space="preserve">Significant deficiency</w:t>
-            </w:r>
-          </w:p>
-        </w:tc>
-      </w:tr>
-      <w:tr>
-        <w:tc>
-          <w:tcPr>
-            <w:tcW w:type="pct" w:w="2500"/>
-            <w:tcMar>
-              <w:top w:type="dxa" w:w="20"/>
-              <w:left w:type="dxa" w:w="80"/>
-              <w:bottom w:type="dxa" w:w="20"/>
-              <w:right w:type="dxa" w:w="80"/>
-            </w:tcMar>
-          </w:tcPr>
-          <w:p>
-            <w:pPr>
-              <w:spacing w:before="12" w:after="12"/>
-            </w:pPr>
-            <w:r>
-              <w:rPr>
-                <w:b/>
-                <w:bCs/>
-                <w:color w:val="8186EF"/>
-                <w:sz w:val="16"/>
-                <w:szCs w:val="16"/>
-              </w:rPr>
-              <w:t xml:space="preserve">11  </w:t>
-            </w:r>
-            <w:r>
-              <w:rPr>
-                <w:sz w:val="16"/>
-                <w:szCs w:val="16"/>
-              </w:rPr>
-              <w:t xml:space="preserve">1. Find the root cause</w:t>
-            </w:r>
-          </w:p>
-        </w:tc>
-        <w:tc>
-          <w:tcPr>
-            <w:tcW w:type="pct" w:w="2500"/>
-            <w:tcMar>
-              <w:top w:type="dxa" w:w="20"/>
-              <w:left w:type="dxa" w:w="80"/>
-              <w:bottom w:type="dxa" w:w="20"/>
-              <w:right w:type="dxa" w:w="80"/>
-            </w:tcMar>
-          </w:tcPr>
-          <w:p>
-            <w:pPr>
-              <w:spacing w:before="12" w:after="12"/>
-            </w:pPr>
-            <w:r>
-              <w:rPr>
-                <w:b/>
-                <w:bCs/>
-                <w:color w:val="8186EF"/>
-                <w:sz w:val="16"/>
-                <w:szCs w:val="16"/>
-              </w:rPr>
-              <w:t xml:space="preserve">22  </w:t>
-            </w:r>
-            <w:r>
-              <w:rPr>
-                <w:sz w:val="16"/>
-                <w:szCs w:val="16"/>
-              </w:rPr>
-              <w:t xml:space="preserve">3. Implement</w:t>
+              <w:t xml:space="preserve">18  </w:t>
+            </w:r>
+            <w:r>
+              <w:rPr>
+                <w:sz w:val="16"/>
+                <w:szCs w:val="16"/>
+              </w:rPr>
+              <w:t xml:space="preserve">Material weakness</w:t>
             </w:r>
           </w:p>
         </w:tc>
@@ -11702,7 +10376,7 @@
           <w:sz w:val="15"/>
           <w:szCs w:val="15"/>
         </w:rPr>
-        <w:t xml:space="preserve">A material weakness is the one that matters most, because its existence prevents management from concluding that internal control is effective. The test combines likelihood and magnitude: a reasonable possibility that a material misstatement would not be prevented or detected on a timely basis. There is no numeric threshold. The test is whether there is a reasonable possibility that a material misstatement would go undetected. A weakness can exist where no misstatement has yet occurred at all.</w:t>
+        <w:t xml:space="preserve">Not every failure is equally serious. A material weakness is the one that matters most, because its existence prevents management from concluding that internal control is effective. The test combines likelihood and magnitude: a reasonable possibility that a material misstatement would not be prevented or detected on a timely basis. There is no numeric threshold. The test is whether there is a reasonable possibility that a material misstatement would go undetected. A weakness can exist where no misstatement has yet occurred at all.</w:t>
       </w:r>
     </w:p>
     <w:p>
@@ -11878,7 +10552,7 @@
           <w:sz w:val="19"/>
           <w:szCs w:val="19"/>
         </w:rPr>
-        <w:t xml:space="preserve"> the level of control risk across Orontes and </w:t>
+        <w:t xml:space="preserve"> the level of control risk </w:t>
       </w:r>
       <w:r>
         <w:rPr>
@@ -11896,7 +10570,7 @@
           <w:sz w:val="19"/>
           <w:szCs w:val="19"/>
         </w:rPr>
-        <w:t xml:space="preserve">            </w:t>
+        <w:t xml:space="preserve">           </w:t>
       </w:r>
       <w:r>
         <w:rPr>
@@ -11910,14 +10584,7 @@
           <w:sz w:val="19"/>
           <w:szCs w:val="19"/>
         </w:rPr>
-        <w:t xml:space="preserve"> what to do about it. </w:t>
-      </w:r>
-      <w:r>
-        <w:rPr>
-          <w:sz w:val="19"/>
-          <w:szCs w:val="19"/>
-        </w:rPr>
-        <w:t xml:space="preserve">E.1.v is a Level C outcome, so the exam will ask for a judgement and a </w:t>
+        <w:t xml:space="preserve"> Orontes and </w:t>
       </w:r>
       <w:r>
         <w:rPr>
@@ -11935,7 +10602,7 @@
           <w:sz w:val="19"/>
           <w:szCs w:val="19"/>
         </w:rPr>
-        <w:t xml:space="preserve">                </w:t>
+        <w:t xml:space="preserve">            </w:t>
       </w:r>
       <w:r>
         <w:rPr>
@@ -11949,21 +10616,14 @@
           <w:sz w:val="19"/>
           <w:szCs w:val="19"/>
         </w:rPr>
-        <w:t xml:space="preserve"> rather than a definition. </w:t>
-      </w:r>
-      <w:r>
-        <w:rPr>
-          <w:sz w:val="19"/>
-          <w:szCs w:val="19"/>
-        </w:rPr>
-        <w:t xml:space="preserve">Three areas stand out. </w:t>
-      </w:r>
-      <w:r>
-        <w:rPr>
-          <w:sz w:val="19"/>
-          <w:szCs w:val="19"/>
-        </w:rPr>
-        <w:t xml:space="preserve"/>
+        <w:t xml:space="preserve"> what to do about it. </w:t>
+      </w:r>
+      <w:r>
+        <w:rPr>
+          <w:sz w:val="19"/>
+          <w:szCs w:val="19"/>
+        </w:rPr>
+        <w:t xml:space="preserve">E.1.v is a Level C outcome, so the exam will ask for a judgement and a </w:t>
       </w:r>
       <w:r>
         <w:rPr>
@@ -11981,7 +10641,7 @@
           <w:sz w:val="19"/>
           <w:szCs w:val="19"/>
         </w:rPr>
-        <w:t xml:space="preserve">            </w:t>
+        <w:t xml:space="preserve">                </w:t>
       </w:r>
       <w:r>
         <w:rPr>
@@ -11995,14 +10655,7 @@
           <w:sz w:val="19"/>
           <w:szCs w:val="19"/>
         </w:rPr>
-        <w:t xml:space="preserve">, because of the failure. </w:t>
-      </w:r>
-      <w:r>
-        <w:rPr>
-          <w:sz w:val="19"/>
-          <w:szCs w:val="19"/>
-        </w:rPr>
-        <w:t xml:space="preserve">The Levant depot, where one person holds </w:t>
+        <w:t xml:space="preserve"> rather than a </w:t>
       </w:r>
       <w:r>
         <w:rPr>
@@ -12020,7 +10673,7 @@
           <w:sz w:val="19"/>
           <w:szCs w:val="19"/>
         </w:rPr>
-        <w:t xml:space="preserve">           </w:t>
+        <w:t xml:space="preserve">            </w:t>
       </w:r>
       <w:r>
         <w:rPr>
@@ -12034,14 +10687,21 @@
           <w:sz w:val="19"/>
           <w:szCs w:val="19"/>
         </w:rPr>
-        <w:t xml:space="preserve"> and the records. </w:t>
-      </w:r>
-      <w:r>
-        <w:rPr>
-          <w:sz w:val="19"/>
-          <w:szCs w:val="19"/>
-        </w:rPr>
-        <w:t xml:space="preserve">And the Gulf export channel, where terms are unusual and </w:t>
+        <w:t xml:space="preserve">. </w:t>
+      </w:r>
+      <w:r>
+        <w:rPr>
+          <w:sz w:val="19"/>
+          <w:szCs w:val="19"/>
+        </w:rPr>
+        <w:t xml:space="preserve">Three areas stand out. </w:t>
+      </w:r>
+      <w:r>
+        <w:rPr>
+          <w:sz w:val="19"/>
+          <w:szCs w:val="19"/>
+        </w:rPr>
+        <w:t xml:space="preserve">Purchasing, because of the </w:t>
       </w:r>
       <w:r>
         <w:rPr>
@@ -12073,7 +10733,21 @@
           <w:sz w:val="19"/>
           <w:szCs w:val="19"/>
         </w:rPr>
-        <w:t xml:space="preserve"> is distant. </w:t>
+        <w:t xml:space="preserve">. </w:t>
+      </w:r>
+      <w:r>
+        <w:rPr>
+          <w:sz w:val="19"/>
+          <w:szCs w:val="19"/>
+        </w:rPr>
+        <w:t xml:space="preserve">The Levant depot, where one person holds custody and the records. </w:t>
+      </w:r>
+      <w:r>
+        <w:rPr>
+          <w:sz w:val="19"/>
+          <w:szCs w:val="19"/>
+        </w:rPr>
+        <w:t xml:space="preserve">And the Gulf export channel, where terms are unusual and oversight is distant. </w:t>
       </w:r>
     </w:p>
     <w:tbl>
@@ -12131,7 +10805,7 @@
                 <w:sz w:val="16"/>
                 <w:szCs w:val="16"/>
               </w:rPr>
-              <w:t xml:space="preserve">quarter   ·   assesses   ·   recommends   ·   oversight   ·   Purchasing   ·   custody   ·   recommendation</w:t>
+              <w:t xml:space="preserve">quarter   ·   assesses   ·   across   ·   failure   ·   recommendation   ·   definition   ·   recommends</w:t>
             </w:r>
           </w:p>
         </w:tc>
@@ -12154,8 +10828,8 @@
       <w:tblGrid>
         <w:gridCol w:w="1091"/>
         <w:gridCol w:w="1091"/>
-        <w:gridCol w:w="3194"/>
-        <w:gridCol w:w="4224"/>
+        <w:gridCol w:w="3731"/>
+        <w:gridCol w:w="3687"/>
       </w:tblGrid>
       <w:tr>
         <w:tc>
@@ -12244,7 +10918,7 @@
         </w:tc>
         <w:tc>
           <w:tcPr>
-            <w:tcW w:type="pct" w:w="1664"/>
+            <w:tcW w:type="pct" w:w="1943"/>
             <w:shd w:fill="353A7C" w:val="clear"/>
             <w:tcMar>
               <w:top w:type="dxa" w:w="50"/>
@@ -12271,7 +10945,7 @@
         </w:tc>
         <w:tc>
           <w:tcPr>
-            <w:tcW w:type="pct" w:w="2200"/>
+            <w:tcW w:type="pct" w:w="1920"/>
             <w:shd w:fill="353A7C" w:val="clear"/>
             <w:tcMar>
               <w:top w:type="dxa" w:w="50"/>
@@ -12346,7 +11020,7 @@
         </w:tc>
         <w:tc>
           <w:tcPr>
-            <w:tcW w:type="pct" w:w="1664"/>
+            <w:tcW w:type="pct" w:w="1943"/>
             <w:tcMar>
               <w:top w:type="dxa" w:w="50"/>
               <w:left w:type="dxa" w:w="110"/>
@@ -12363,45 +11037,14 @@
                 <w:sz w:val="15"/>
                 <w:szCs w:val="15"/>
               </w:rPr>
-              <w:t xml:space="preserve">Duties now segregated and reviewed </w:t>
-            </w:r>
-            <w:r>
-              <w:rPr>
-                <w:b/>
-                <w:bCs/>
-                <w:color w:val="8186EF"/>
-                <w:sz w:val="14"/>
-                <w:szCs w:val="14"/>
-              </w:rPr>
-              <w:t xml:space="preserve"> (7) </w:t>
-            </w:r>
-            <w:r>
-              <w:rPr>
-                <w:u w:val="single"/>
-                <w:sz w:val="15"/>
-                <w:szCs w:val="15"/>
-              </w:rPr>
-              <w:t xml:space="preserve">              </w:t>
-            </w:r>
-            <w:r>
-              <w:rPr>
-                <w:sz w:val="15"/>
-                <w:szCs w:val="15"/>
-              </w:rPr>
-              <w:t xml:space="preserve"> </w:t>
-            </w:r>
-            <w:r>
-              <w:rPr>
-                <w:sz w:val="15"/>
-                <w:szCs w:val="15"/>
-              </w:rPr>
-              <w:t xml:space="preserve">; collusion remains possible</w:t>
-            </w:r>
-          </w:p>
-        </w:tc>
-        <w:tc>
-          <w:tcPr>
-            <w:tcW w:type="pct" w:w="2200"/>
+              <w:t xml:space="preserve">Duties now segregated and reviewed independently; collusion remains possible</w:t>
+            </w:r>
+          </w:p>
+        </w:tc>
+        <w:tc>
+          <w:tcPr>
+            <w:tcW w:type="pct" w:w="1920"/>
+            <w:shd w:fill="FFFFFF" w:val="clear"/>
             <w:tcMar>
               <w:top w:type="dxa" w:w="50"/>
               <w:left w:type="dxa" w:w="110"/>
@@ -12411,14 +11054,17 @@
           </w:tcPr>
           <w:p>
             <w:pPr>
-              <w:spacing w:before="28" w:after="28"/>
-            </w:pPr>
-            <w:r>
-              <w:rPr>
-                <w:sz w:val="15"/>
-                <w:szCs w:val="15"/>
-              </w:rPr>
-              <w:t xml:space="preserve">Keep the design and test it each quarter</w:t>
+              <w:spacing w:before="46" w:after="46"/>
+            </w:pPr>
+            <w:r>
+              <w:rPr>
+                <w:b/>
+                <w:bCs/>
+                <w:color w:val="8186EF"/>
+                <w:sz w:val="14"/>
+                <w:szCs w:val="14"/>
+              </w:rPr>
+              <w:t xml:space="preserve">(7)</w:t>
             </w:r>
           </w:p>
         </w:tc>
@@ -12474,7 +11120,7 @@
         </w:tc>
         <w:tc>
           <w:tcPr>
-            <w:tcW w:type="pct" w:w="1664"/>
+            <w:tcW w:type="pct" w:w="1943"/>
             <w:shd w:fill="FBFAF6" w:val="clear"/>
             <w:tcMar>
               <w:top w:type="dxa" w:w="50"/>
@@ -12530,7 +11176,7 @@
         </w:tc>
         <w:tc>
           <w:tcPr>
-            <w:tcW w:type="pct" w:w="2200"/>
+            <w:tcW w:type="pct" w:w="1920"/>
             <w:shd w:fill="FBFAF6" w:val="clear"/>
             <w:tcMar>
               <w:top w:type="dxa" w:w="50"/>
@@ -12580,7 +11226,6 @@
         <w:tc>
           <w:tcPr>
             <w:tcW w:type="pct" w:w="568"/>
-            <w:shd w:fill="FFFFFF" w:val="clear"/>
             <w:tcMar>
               <w:top w:type="dxa" w:w="50"/>
               <w:left w:type="dxa" w:w="110"/>
@@ -12590,23 +11235,20 @@
           </w:tcPr>
           <w:p>
             <w:pPr>
-              <w:spacing w:before="46" w:after="46"/>
-            </w:pPr>
-            <w:r>
-              <w:rPr>
-                <w:b/>
-                <w:bCs/>
-                <w:color w:val="8186EF"/>
-                <w:sz w:val="14"/>
-                <w:szCs w:val="14"/>
-              </w:rPr>
-              <w:t xml:space="preserve">(9)</w:t>
-            </w:r>
-          </w:p>
-        </w:tc>
-        <w:tc>
-          <w:tcPr>
-            <w:tcW w:type="pct" w:w="1664"/>
+              <w:spacing w:before="28" w:after="28"/>
+            </w:pPr>
+            <w:r>
+              <w:rPr>
+                <w:sz w:val="15"/>
+                <w:szCs w:val="15"/>
+              </w:rPr>
+              <w:t xml:space="preserve">Moderate</w:t>
+            </w:r>
+          </w:p>
+        </w:tc>
+        <w:tc>
+          <w:tcPr>
+            <w:tcW w:type="pct" w:w="1943"/>
             <w:tcMar>
               <w:top w:type="dxa" w:w="50"/>
               <w:left w:type="dxa" w:w="110"/>
@@ -12629,7 +11271,7 @@
         </w:tc>
         <w:tc>
           <w:tcPr>
-            <w:tcW w:type="pct" w:w="2200"/>
+            <w:tcW w:type="pct" w:w="1920"/>
             <w:tcMar>
               <w:top w:type="dxa" w:w="50"/>
               <w:left w:type="dxa" w:w="110"/>
@@ -12708,7 +11350,7 @@
                 <w:sz w:val="16"/>
                 <w:szCs w:val="16"/>
               </w:rPr>
-              <w:t xml:space="preserve">independently   ·   maintains   ·   Moderate   ·   Item</w:t>
+              <w:t xml:space="preserve">Keep the design and test it each quarter   ·   The revised procedure was circulated to staff   ·   maintains</w:t>
             </w:r>
           </w:p>
         </w:tc>
@@ -12735,7 +11377,7 @@
           <w:sz w:val="16"/>
           <w:szCs w:val="16"/>
         </w:rPr>
-        <w:t xml:space="preserve">      gaps 10–21</w:t>
+        <w:t xml:space="preserve">      gaps 9–20</w:t>
       </w:r>
     </w:p>
     <w:p>
@@ -12748,7 +11390,7 @@
           <w:sz w:val="19"/>
           <w:szCs w:val="19"/>
         </w:rPr>
-        <w:t xml:space="preserve">Purchasing now has segregated duties and an </w:t>
+        <w:t xml:space="preserve">Purchasing now has segregated duties and an independent review, so control risk has </w:t>
       </w:r>
       <w:r>
         <w:rPr>
@@ -12758,7 +11400,7 @@
           <w:sz w:val="15"/>
           <w:szCs w:val="15"/>
         </w:rPr>
-        <w:t xml:space="preserve"> (10) </w:t>
+        <w:t xml:space="preserve"> (9) </w:t>
       </w:r>
       <w:r>
         <w:rPr>
@@ -12766,7 +11408,7 @@
           <w:sz w:val="19"/>
           <w:szCs w:val="19"/>
         </w:rPr>
-        <w:t xml:space="preserve">             </w:t>
+        <w:t xml:space="preserve">           </w:t>
       </w:r>
       <w:r>
         <w:rPr>
@@ -12780,7 +11422,7 @@
           <w:sz w:val="19"/>
           <w:szCs w:val="19"/>
         </w:rPr>
-        <w:t xml:space="preserve"> review, so control risk has fallen from high to moderate, limited mainly by the </w:t>
+        <w:t xml:space="preserve"> from high to moderate, </w:t>
       </w:r>
       <w:r>
         <w:rPr>
@@ -12790,7 +11432,7 @@
           <w:sz w:val="15"/>
           <w:szCs w:val="15"/>
         </w:rPr>
-        <w:t xml:space="preserve"> (11) </w:t>
+        <w:t xml:space="preserve"> (10) </w:t>
       </w:r>
       <w:r>
         <w:rPr>
@@ -12798,7 +11440,7 @@
           <w:sz w:val="19"/>
           <w:szCs w:val="19"/>
         </w:rPr>
-        <w:t xml:space="preserve">             </w:t>
+        <w:t xml:space="preserve">           </w:t>
       </w:r>
       <w:r>
         <w:rPr>
@@ -12812,14 +11454,28 @@
           <w:sz w:val="19"/>
           <w:szCs w:val="19"/>
         </w:rPr>
-        <w:t xml:space="preserve"> of collusion. </w:t>
-      </w:r>
-      <w:r>
-        <w:rPr>
-          <w:sz w:val="19"/>
-          <w:szCs w:val="19"/>
-        </w:rPr>
-        <w:t xml:space="preserve">The depot </w:t>
+        <w:t xml:space="preserve"> mainly by the possibility of collusion. </w:t>
+      </w:r>
+      <w:r>
+        <w:rPr>
+          <w:sz w:val="19"/>
+          <w:szCs w:val="19"/>
+        </w:rPr>
+        <w:t xml:space="preserve">The depot remains high: nothing has changed there yet. </w:t>
+      </w:r>
+      <w:r>
+        <w:rPr>
+          <w:sz w:val="19"/>
+          <w:szCs w:val="19"/>
+        </w:rPr>
+        <w:t xml:space="preserve">The Gulf channel is moderate, because the risk is real but the amounts pass through the group's own systems. </w:t>
+      </w:r>
+      <w:r>
+        <w:rPr>
+          <w:sz w:val="19"/>
+          <w:szCs w:val="19"/>
+        </w:rPr>
+        <w:t xml:space="preserve">For the depot, move the stock records away from the </w:t>
       </w:r>
       <w:r>
         <w:rPr>
@@ -12829,7 +11485,7 @@
           <w:sz w:val="15"/>
           <w:szCs w:val="15"/>
         </w:rPr>
-        <w:t xml:space="preserve"> (12) </w:t>
+        <w:t xml:space="preserve"> (11) </w:t>
       </w:r>
       <w:r>
         <w:rPr>
@@ -12851,7 +11507,7 @@
           <w:sz w:val="19"/>
           <w:szCs w:val="19"/>
         </w:rPr>
-        <w:t xml:space="preserve"> high: nothing has </w:t>
+        <w:t xml:space="preserve"> and have group </w:t>
       </w:r>
       <w:r>
         <w:rPr>
@@ -12861,7 +11517,7 @@
           <w:sz w:val="15"/>
           <w:szCs w:val="15"/>
         </w:rPr>
-        <w:t xml:space="preserve"> (13) </w:t>
+        <w:t xml:space="preserve"> (12) </w:t>
       </w:r>
       <w:r>
         <w:rPr>
@@ -12883,14 +11539,28 @@
           <w:sz w:val="19"/>
           <w:szCs w:val="19"/>
         </w:rPr>
-        <w:t xml:space="preserve"> there yet. </w:t>
-      </w:r>
-      <w:r>
-        <w:rPr>
-          <w:sz w:val="19"/>
-          <w:szCs w:val="19"/>
-        </w:rPr>
-        <w:t xml:space="preserve">The Gulf channel is moderate, because the risk is real but the </w:t>
+        <w:t xml:space="preserve"> reconcile depot records to plant dispatches. </w:t>
+      </w:r>
+      <w:r>
+        <w:rPr>
+          <w:sz w:val="19"/>
+          <w:szCs w:val="19"/>
+        </w:rPr>
+        <w:t xml:space="preserve">For the Gulf channel, require a second approval on non-standard terms and review the customer master file quarterly. </w:t>
+      </w:r>
+      <w:r>
+        <w:rPr>
+          <w:sz w:val="19"/>
+          <w:szCs w:val="19"/>
+        </w:rPr>
+        <w:t xml:space="preserve">For purchasing, keep what is in place and test it. </w:t>
+      </w:r>
+      <w:r>
+        <w:rPr>
+          <w:sz w:val="19"/>
+          <w:szCs w:val="19"/>
+        </w:rPr>
+        <w:t xml:space="preserve">The depot weakness is a material weakness if the stock held there is material to the group, because one person can </w:t>
       </w:r>
       <w:r>
         <w:rPr>
@@ -12900,7 +11570,7 @@
           <w:sz w:val="15"/>
           <w:szCs w:val="15"/>
         </w:rPr>
-        <w:t xml:space="preserve"> (14) </w:t>
+        <w:t xml:space="preserve"> (13) </w:t>
       </w:r>
       <w:r>
         <w:rPr>
@@ -12922,7 +11592,7 @@
           <w:sz w:val="19"/>
           <w:szCs w:val="19"/>
         </w:rPr>
-        <w:t xml:space="preserve"> pass through the </w:t>
+        <w:t xml:space="preserve"> stock and adjust the record without anyone </w:t>
       </w:r>
       <w:r>
         <w:rPr>
@@ -12932,7 +11602,7 @@
           <w:sz w:val="15"/>
           <w:szCs w:val="15"/>
         </w:rPr>
-        <w:t xml:space="preserve"> (15) </w:t>
+        <w:t xml:space="preserve"> (14) </w:t>
       </w:r>
       <w:r>
         <w:rPr>
@@ -12954,14 +11624,14 @@
           <w:sz w:val="19"/>
           <w:szCs w:val="19"/>
         </w:rPr>
-        <w:t xml:space="preserve"> own systems. </w:t>
-      </w:r>
-      <w:r>
-        <w:rPr>
-          <w:sz w:val="19"/>
-          <w:szCs w:val="19"/>
-        </w:rPr>
-        <w:t xml:space="preserve">For the depot, move the stock records away from the </w:t>
+        <w:t xml:space="preserve"> the two. </w:t>
+      </w:r>
+      <w:r>
+        <w:rPr>
+          <w:sz w:val="19"/>
+          <w:szCs w:val="19"/>
+        </w:rPr>
+        <w:t xml:space="preserve">If the depot is small, it is a </w:t>
       </w:r>
       <w:r>
         <w:rPr>
@@ -12971,7 +11641,7 @@
           <w:sz w:val="15"/>
           <w:szCs w:val="15"/>
         </w:rPr>
-        <w:t xml:space="preserve"> (16) </w:t>
+        <w:t xml:space="preserve"> (15) </w:t>
       </w:r>
       <w:r>
         <w:rPr>
@@ -12979,7 +11649,7 @@
           <w:sz w:val="19"/>
           <w:szCs w:val="19"/>
         </w:rPr>
-        <w:t xml:space="preserve">           </w:t>
+        <w:t xml:space="preserve">             </w:t>
       </w:r>
       <w:r>
         <w:rPr>
@@ -12993,7 +11663,7 @@
           <w:sz w:val="19"/>
           <w:szCs w:val="19"/>
         </w:rPr>
-        <w:t xml:space="preserve"> and have group finance reconcile depot records to plant </w:t>
+        <w:t xml:space="preserve"> deficiency: still reported to the audit committee, but not fatal to the </w:t>
       </w:r>
       <w:r>
         <w:rPr>
@@ -13003,7 +11673,7 @@
           <w:sz w:val="15"/>
           <w:szCs w:val="15"/>
         </w:rPr>
-        <w:t xml:space="preserve"> (17) </w:t>
+        <w:t xml:space="preserve"> (16) </w:t>
       </w:r>
       <w:r>
         <w:rPr>
@@ -13032,7 +11702,7 @@
           <w:sz w:val="19"/>
           <w:szCs w:val="19"/>
         </w:rPr>
-        <w:t xml:space="preserve">For the Gulf channel, require a second approval on </w:t>
+        <w:t xml:space="preserve">The root cause is not </w:t>
       </w:r>
       <w:r>
         <w:rPr>
@@ -13042,7 +11712,7 @@
           <w:sz w:val="15"/>
           <w:szCs w:val="15"/>
         </w:rPr>
-        <w:t xml:space="preserve"> (18) </w:t>
+        <w:t xml:space="preserve"> (17) </w:t>
       </w:r>
       <w:r>
         <w:rPr>
@@ -13050,7 +11720,7 @@
           <w:sz w:val="19"/>
           <w:szCs w:val="19"/>
         </w:rPr>
-        <w:t xml:space="preserve">              </w:t>
+        <w:t xml:space="preserve">            </w:t>
       </w:r>
       <w:r>
         <w:rPr>
@@ -13064,7 +11734,7 @@
           <w:sz w:val="19"/>
           <w:szCs w:val="19"/>
         </w:rPr>
-        <w:t xml:space="preserve"> terms and review the customer master file </w:t>
+        <w:t xml:space="preserve"> but design: nobody </w:t>
       </w:r>
       <w:r>
         <w:rPr>
@@ -13074,7 +11744,7 @@
           <w:sz w:val="15"/>
           <w:szCs w:val="15"/>
         </w:rPr>
-        <w:t xml:space="preserve"> (19) </w:t>
+        <w:t xml:space="preserve"> (18) </w:t>
       </w:r>
       <w:r>
         <w:rPr>
@@ -13096,21 +11766,14 @@
           <w:sz w:val="19"/>
           <w:szCs w:val="19"/>
         </w:rPr>
-        <w:t xml:space="preserve">. </w:t>
-      </w:r>
-      <w:r>
-        <w:rPr>
-          <w:sz w:val="19"/>
-          <w:szCs w:val="19"/>
-        </w:rPr>
-        <w:t xml:space="preserve">For purchasing, keep what is in place and test it. </w:t>
-      </w:r>
-      <w:r>
-        <w:rPr>
-          <w:sz w:val="19"/>
-          <w:szCs w:val="19"/>
-        </w:rPr>
-        <w:t xml:space="preserve">The depot weakness is a material weakness if the stock held there is material to the group, because one </w:t>
+        <w:t xml:space="preserve"> the duties when the depot was set up. </w:t>
+      </w:r>
+      <w:r>
+        <w:rPr>
+          <w:sz w:val="19"/>
+          <w:szCs w:val="19"/>
+        </w:rPr>
+        <w:t xml:space="preserve">Redesign moves the records; </w:t>
       </w:r>
       <w:r>
         <w:rPr>
@@ -13120,7 +11783,7 @@
           <w:sz w:val="15"/>
           <w:szCs w:val="15"/>
         </w:rPr>
-        <w:t xml:space="preserve"> (20) </w:t>
+        <w:t xml:space="preserve"> (19) </w:t>
       </w:r>
       <w:r>
         <w:rPr>
@@ -13128,7 +11791,7 @@
           <w:sz w:val="19"/>
           <w:szCs w:val="19"/>
         </w:rPr>
-        <w:t xml:space="preserve">           </w:t>
+        <w:t xml:space="preserve">                </w:t>
       </w:r>
       <w:r>
         <w:rPr>
@@ -13142,7 +11805,7 @@
           <w:sz w:val="19"/>
           <w:szCs w:val="19"/>
         </w:rPr>
-        <w:t xml:space="preserve"> can remove stock and adjust the record without anyone </w:t>
+        <w:t xml:space="preserve"> means telling both people and updating the procedure; the control then runs for a quarter before anyone tests it; and only after testing can </w:t>
       </w:r>
       <w:r>
         <w:rPr>
@@ -13152,7 +11815,7 @@
           <w:sz w:val="15"/>
           <w:szCs w:val="15"/>
         </w:rPr>
-        <w:t xml:space="preserve"> (21) </w:t>
+        <w:t xml:space="preserve"> (20) </w:t>
       </w:r>
       <w:r>
         <w:rPr>
@@ -13160,7 +11823,7 @@
           <w:sz w:val="19"/>
           <w:szCs w:val="19"/>
         </w:rPr>
-        <w:t xml:space="preserve">           </w:t>
+        <w:t xml:space="preserve">            </w:t>
       </w:r>
       <w:r>
         <w:rPr>
@@ -13174,28 +11837,7 @@
           <w:sz w:val="19"/>
           <w:szCs w:val="19"/>
         </w:rPr>
-        <w:t xml:space="preserve"> the two. </w:t>
-      </w:r>
-      <w:r>
-        <w:rPr>
-          <w:sz w:val="19"/>
-          <w:szCs w:val="19"/>
-        </w:rPr>
-        <w:t xml:space="preserve">If the depot is small, it is a significant deficiency: still reported to the audit committee, but not fatal to the assessment. </w:t>
-      </w:r>
-      <w:r>
-        <w:rPr>
-          <w:sz w:val="19"/>
-          <w:szCs w:val="19"/>
-        </w:rPr>
-        <w:t xml:space="preserve">The root cause is not dishonesty but design: nobody separated the duties when the depot was set up. </w:t>
-      </w:r>
-      <w:r>
-        <w:rPr>
-          <w:sz w:val="19"/>
-          <w:szCs w:val="19"/>
-        </w:rPr>
-        <w:t xml:space="preserve">Redesign moves the records; implementation means telling both people and updating the procedure; the control then runs for a quarter before anyone tests it; and only after testing can management say the weakness is remediated. </w:t>
+        <w:t xml:space="preserve"> say the weakness is remediated. </w:t>
       </w:r>
     </w:p>
     <w:tbl>
@@ -13253,7 +11895,7 @@
                 <w:sz w:val="16"/>
                 <w:szCs w:val="16"/>
               </w:rPr>
-              <w:t xml:space="preserve">quarterly   ·   changed   ·   amounts   ·   non-standard   ·   possibility   ·   group's   ·   remains   ·   independent   ·   person   ·   custodian   ·   dispatches   ·   deficiency   ·   comparing</w:t>
+              <w:t xml:space="preserve">separated   ·   finance   ·   remove   ·   dishonesty   ·   limited   ·   comparing   ·   custodian   ·   fallen   ·   implementation   ·   significant   ·   assessment   ·   mitigation   ·   management</w:t>
             </w:r>
           </w:p>
         </w:tc>
@@ -13346,9 +11988,9 @@
         </w:tblBorders>
       </w:tblPr>
       <w:tblGrid>
+        <w:gridCol w:w="3921"/>
+        <w:gridCol w:w="1455"/>
         <w:gridCol w:w="4224"/>
-        <w:gridCol w:w="2049"/>
-        <w:gridCol w:w="3327"/>
       </w:tblGrid>
       <w:tr>
         <w:tc>
@@ -13383,7 +12025,7 @@
       <w:tr>
         <w:tc>
           <w:tcPr>
-            <w:tcW w:type="pct" w:w="2200"/>
+            <w:tcW w:type="pct" w:w="2042"/>
             <w:shd w:fill="353A7C" w:val="clear"/>
             <w:tcMar>
               <w:top w:type="dxa" w:w="50"/>
@@ -13410,7 +12052,7 @@
         </w:tc>
         <w:tc>
           <w:tcPr>
-            <w:tcW w:type="pct" w:w="1067"/>
+            <w:tcW w:type="pct" w:w="758"/>
             <w:shd w:fill="353A7C" w:val="clear"/>
             <w:tcMar>
               <w:top w:type="dxa" w:w="50"/>
@@ -13437,7 +12079,7 @@
         </w:tc>
         <w:tc>
           <w:tcPr>
-            <w:tcW w:type="pct" w:w="1733"/>
+            <w:tcW w:type="pct" w:w="2200"/>
             <w:shd w:fill="353A7C" w:val="clear"/>
             <w:tcMar>
               <w:top w:type="dxa" w:w="50"/>
@@ -13466,7 +12108,7 @@
       <w:tr>
         <w:tc>
           <w:tcPr>
-            <w:tcW w:type="pct" w:w="2200"/>
+            <w:tcW w:type="pct" w:w="2042"/>
             <w:tcMar>
               <w:top w:type="dxa" w:w="50"/>
               <w:left w:type="dxa" w:w="110"/>
@@ -13489,7 +12131,7 @@
         </w:tc>
         <w:tc>
           <w:tcPr>
-            <w:tcW w:type="pct" w:w="1067"/>
+            <w:tcW w:type="pct" w:w="758"/>
             <w:tcMar>
               <w:top w:type="dxa" w:w="50"/>
               <w:left w:type="dxa" w:w="110"/>
@@ -13506,13 +12148,13 @@
                 <w:sz w:val="15"/>
                 <w:szCs w:val="15"/>
               </w:rPr>
-              <w:t xml:space="preserve">________</w:t>
-            </w:r>
-          </w:p>
-        </w:tc>
-        <w:tc>
-          <w:tcPr>
-            <w:tcW w:type="pct" w:w="1733"/>
+              <w:t xml:space="preserve">Control deficiency at least</w:t>
+            </w:r>
+          </w:p>
+        </w:tc>
+        <w:tc>
+          <w:tcPr>
+            <w:tcW w:type="pct" w:w="2200"/>
             <w:tcMar>
               <w:top w:type="dxa" w:w="50"/>
               <w:left w:type="dxa" w:w="110"/>
@@ -13529,7 +12171,7 @@
                 <w:sz w:val="15"/>
                 <w:szCs w:val="15"/>
               </w:rPr>
-              <w:t xml:space="preserve">Design is sound; operation failed</w:t>
+              <w:t xml:space="preserve">The design is sound but the control does not operate, so it prevents or detects nothing</w:t>
             </w:r>
           </w:p>
         </w:tc>
@@ -13537,7 +12179,7 @@
       <w:tr>
         <w:tc>
           <w:tcPr>
-            <w:tcW w:type="pct" w:w="2200"/>
+            <w:tcW w:type="pct" w:w="2042"/>
             <w:shd w:fill="FBFAF6" w:val="clear"/>
             <w:tcMar>
               <w:top w:type="dxa" w:w="50"/>
@@ -13561,7 +12203,7 @@
         </w:tc>
         <w:tc>
           <w:tcPr>
-            <w:tcW w:type="pct" w:w="1067"/>
+            <w:tcW w:type="pct" w:w="758"/>
             <w:shd w:fill="FBFAF6" w:val="clear"/>
             <w:tcMar>
               <w:top w:type="dxa" w:w="50"/>
@@ -13585,7 +12227,7 @@
         </w:tc>
         <w:tc>
           <w:tcPr>
-            <w:tcW w:type="pct" w:w="1733"/>
+            <w:tcW w:type="pct" w:w="2200"/>
             <w:shd w:fill="FBFAF6" w:val="clear"/>
             <w:tcMar>
               <w:top w:type="dxa" w:w="50"/>
@@ -13603,7 +12245,7 @@
                 <w:sz w:val="15"/>
                 <w:szCs w:val="15"/>
               </w:rPr>
-              <w:t xml:space="preserve">________</w:t>
+              <w:t xml:space="preserve">There is no control to operate, so the deficiency is in the design rather than in how it is carried out</w:t>
             </w:r>
           </w:p>
         </w:tc>
@@ -13611,7 +12253,7 @@
       <w:tr>
         <w:tc>
           <w:tcPr>
-            <w:tcW w:type="pct" w:w="2200"/>
+            <w:tcW w:type="pct" w:w="2042"/>
             <w:tcMar>
               <w:top w:type="dxa" w:w="50"/>
               <w:left w:type="dxa" w:w="110"/>
@@ -13634,7 +12276,7 @@
         </w:tc>
         <w:tc>
           <w:tcPr>
-            <w:tcW w:type="pct" w:w="1067"/>
+            <w:tcW w:type="pct" w:w="758"/>
             <w:tcMar>
               <w:top w:type="dxa" w:w="50"/>
               <w:left w:type="dxa" w:w="110"/>
@@ -13651,14 +12293,13 @@
                 <w:sz w:val="15"/>
                 <w:szCs w:val="15"/>
               </w:rPr>
-              <w:t xml:space="preserve">________</w:t>
-            </w:r>
-          </w:p>
-        </w:tc>
-        <w:tc>
-          <w:tcPr>
-            <w:tcW w:type="pct" w:w="1733"/>
-            <w:shd w:fill="FFFFFF" w:val="clear"/>
+              <w:t xml:space="preserve">Material weakness</w:t>
+            </w:r>
+          </w:p>
+        </w:tc>
+        <w:tc>
+          <w:tcPr>
+            <w:tcW w:type="pct" w:w="2200"/>
             <w:tcMar>
               <w:top w:type="dxa" w:w="50"/>
               <w:left w:type="dxa" w:w="110"/>
@@ -13668,8 +12309,15 @@
           </w:tcPr>
           <w:p>
             <w:pPr>
-              <w:spacing w:before="46" w:after="46"/>
-            </w:pPr>
+              <w:spacing w:before="28" w:after="28"/>
+            </w:pPr>
+            <w:r>
+              <w:rPr>
+                <w:sz w:val="15"/>
+                <w:szCs w:val="15"/>
+              </w:rPr>
+              <w:t xml:space="preserve">A reasonable possibility that a </w:t>
+            </w:r>
             <w:r>
               <w:rPr>
                 <w:b/>
@@ -13678,7 +12326,29 @@
                 <w:sz w:val="14"/>
                 <w:szCs w:val="14"/>
               </w:rPr>
-              <w:t xml:space="preserve">(22)</w:t>
+              <w:t xml:space="preserve"> (21) </w:t>
+            </w:r>
+            <w:r>
+              <w:rPr>
+                <w:u w:val="single"/>
+                <w:sz w:val="15"/>
+                <w:szCs w:val="15"/>
+              </w:rPr>
+              <w:t xml:space="preserve">              </w:t>
+            </w:r>
+            <w:r>
+              <w:rPr>
+                <w:sz w:val="15"/>
+                <w:szCs w:val="15"/>
+              </w:rPr>
+              <w:t xml:space="preserve"> </w:t>
+            </w:r>
+            <w:r>
+              <w:rPr>
+                <w:sz w:val="15"/>
+                <w:szCs w:val="15"/>
+              </w:rPr>
+              <w:t xml:space="preserve"> would not be prevented or detected</w:t>
             </w:r>
           </w:p>
         </w:tc>
@@ -13686,7 +12356,7 @@
       <w:tr>
         <w:tc>
           <w:tcPr>
-            <w:tcW w:type="pct" w:w="2200"/>
+            <w:tcW w:type="pct" w:w="2042"/>
             <w:shd w:fill="FBFAF6" w:val="clear"/>
             <w:tcMar>
               <w:top w:type="dxa" w:w="50"/>
@@ -13710,7 +12380,7 @@
         </w:tc>
         <w:tc>
           <w:tcPr>
-            <w:tcW w:type="pct" w:w="1067"/>
+            <w:tcW w:type="pct" w:w="758"/>
             <w:shd w:fill="FBFAF6" w:val="clear"/>
             <w:tcMar>
               <w:top w:type="dxa" w:w="50"/>
@@ -13728,14 +12398,14 @@
                 <w:sz w:val="15"/>
                 <w:szCs w:val="15"/>
               </w:rPr>
-              <w:t xml:space="preserve">________</w:t>
-            </w:r>
-          </w:p>
-        </w:tc>
-        <w:tc>
-          <w:tcPr>
-            <w:tcW w:type="pct" w:w="1733"/>
-            <w:shd w:fill="FFFFFF" w:val="clear"/>
+              <w:t xml:space="preserve">Control deficiency</w:t>
+            </w:r>
+          </w:p>
+        </w:tc>
+        <w:tc>
+          <w:tcPr>
+            <w:tcW w:type="pct" w:w="2200"/>
+            <w:shd w:fill="FBFAF6" w:val="clear"/>
             <w:tcMar>
               <w:top w:type="dxa" w:w="50"/>
               <w:left w:type="dxa" w:w="110"/>
@@ -13745,8 +12415,15 @@
           </w:tcPr>
           <w:p>
             <w:pPr>
-              <w:spacing w:before="46" w:after="46"/>
-            </w:pPr>
+              <w:spacing w:before="28" w:after="28"/>
+            </w:pPr>
+            <w:r>
+              <w:rPr>
+                <w:sz w:val="15"/>
+                <w:szCs w:val="15"/>
+              </w:rPr>
+              <w:t xml:space="preserve">The </w:t>
+            </w:r>
             <w:r>
               <w:rPr>
                 <w:b/>
@@ -13755,7 +12432,29 @@
                 <w:sz w:val="14"/>
                 <w:szCs w:val="14"/>
               </w:rPr>
-              <w:t xml:space="preserve">(23)</w:t>
+              <w:t xml:space="preserve"> (22) </w:t>
+            </w:r>
+            <w:r>
+              <w:rPr>
+                <w:u w:val="single"/>
+                <w:sz w:val="15"/>
+                <w:szCs w:val="15"/>
+              </w:rPr>
+              <w:t xml:space="preserve">              </w:t>
+            </w:r>
+            <w:r>
+              <w:rPr>
+                <w:sz w:val="15"/>
+                <w:szCs w:val="15"/>
+              </w:rPr>
+              <w:t xml:space="preserve"> </w:t>
+            </w:r>
+            <w:r>
+              <w:rPr>
+                <w:sz w:val="15"/>
+                <w:szCs w:val="15"/>
+              </w:rPr>
+              <w:t xml:space="preserve"> works, and the amounts are below the threshold for audit committee attention</w:t>
             </w:r>
           </w:p>
         </w:tc>
@@ -13817,7 +12516,7 @@
                 <w:sz w:val="16"/>
                 <w:szCs w:val="16"/>
               </w:rPr>
-              <w:t xml:space="preserve">The revised procedure was circulated to staff   ·   A reasonable possibility of material misstatement   ·   Below the threshold for audit committee attention</w:t>
+              <w:t xml:space="preserve">material weakness   ·   material misstatement   ·   detective control</w:t>
             </w:r>
           </w:p>
         </w:tc>
@@ -13891,7 +12590,7 @@
           <w:sz w:val="16"/>
           <w:szCs w:val="16"/>
         </w:rPr>
-        <w:t xml:space="preserve">      gaps 24–27</w:t>
+        <w:t xml:space="preserve">      gaps 23–26</w:t>
       </w:r>
     </w:p>
     <w:p>
@@ -13911,7 +12610,7 @@
           <w:sz w:val="19"/>
           <w:szCs w:val="19"/>
         </w:rPr>
-        <w:t xml:space="preserve">Rate it against what the </w:t>
+        <w:t xml:space="preserve">Rate it </w:t>
       </w:r>
       <w:r>
         <w:rPr>
@@ -13921,7 +12620,7 @@
           <w:sz w:val="15"/>
           <w:szCs w:val="15"/>
         </w:rPr>
-        <w:t xml:space="preserve"> (24) </w:t>
+        <w:t xml:space="preserve"> (23) </w:t>
       </w:r>
       <w:r>
         <w:rPr>
@@ -13943,7 +12642,7 @@
           <w:sz w:val="19"/>
           <w:szCs w:val="19"/>
         </w:rPr>
-        <w:t xml:space="preserve"> actually do, not what the </w:t>
+        <w:t xml:space="preserve"> what the controls </w:t>
       </w:r>
       <w:r>
         <w:rPr>
@@ -13953,7 +12652,7 @@
           <w:sz w:val="15"/>
           <w:szCs w:val="15"/>
         </w:rPr>
-        <w:t xml:space="preserve"> (25) </w:t>
+        <w:t xml:space="preserve"> (24) </w:t>
       </w:r>
       <w:r>
         <w:rPr>
@@ -13975,7 +12674,7 @@
           <w:sz w:val="19"/>
           <w:szCs w:val="19"/>
         </w:rPr>
-        <w:t xml:space="preserve"> says. </w:t>
+        <w:t xml:space="preserve"> do, not what the manual says. </w:t>
       </w:r>
       <w:r>
         <w:rPr>
@@ -13992,7 +12691,7 @@
           <w:sz w:val="15"/>
           <w:szCs w:val="15"/>
         </w:rPr>
-        <w:t xml:space="preserve"> (26) </w:t>
+        <w:t xml:space="preserve"> (25) </w:t>
       </w:r>
       <w:r>
         <w:rPr>
@@ -14031,7 +12730,7 @@
           <w:sz w:val="15"/>
           <w:szCs w:val="15"/>
         </w:rPr>
-        <w:t xml:space="preserve"> (27) </w:t>
+        <w:t xml:space="preserve"> (26) </w:t>
       </w:r>
       <w:r>
         <w:rPr>
@@ -14111,7 +12810,7 @@
                 <w:sz w:val="16"/>
                 <w:szCs w:val="16"/>
               </w:rPr>
-              <w:t xml:space="preserve">manual   ·   Complete   ·   controls   ·   likelihood   ·   Remediation</w:t>
+              <w:t xml:space="preserve">actually   ·   Complete   ·   against   ·   likelihood   ·   Remediation</w:t>
             </w:r>
           </w:p>
         </w:tc>
@@ -14185,7 +12884,7 @@
           <w:sz w:val="16"/>
           <w:szCs w:val="16"/>
         </w:rPr>
-        <w:t xml:space="preserve">      gaps 28–30</w:t>
+        <w:t xml:space="preserve">      gaps 27–29</w:t>
       </w:r>
     </w:p>
     <w:p>
@@ -14198,7 +12897,7 @@
           <w:sz w:val="19"/>
           <w:szCs w:val="19"/>
         </w:rPr>
-        <w:t xml:space="preserve">A Level C question gives a </w:t>
+        <w:t xml:space="preserve">A Level C question gives a situation and asks you to assess and </w:t>
       </w:r>
       <w:r>
         <w:rPr>
@@ -14208,7 +12907,7 @@
           <w:sz w:val="15"/>
           <w:szCs w:val="15"/>
         </w:rPr>
-        <w:t xml:space="preserve"> (28) </w:t>
+        <w:t xml:space="preserve"> (27) </w:t>
       </w:r>
       <w:r>
         <w:rPr>
@@ -14230,14 +12929,14 @@
           <w:sz w:val="19"/>
           <w:szCs w:val="19"/>
         </w:rPr>
-        <w:t xml:space="preserve"> and asks you to assess and recommend. </w:t>
-      </w:r>
-      <w:r>
-        <w:rPr>
-          <w:sz w:val="19"/>
-          <w:szCs w:val="19"/>
-        </w:rPr>
-        <w:t xml:space="preserve">Name the risk, rate it high, moderate or low with a reason, then give a specific </w:t>
+        <w:t xml:space="preserve">. </w:t>
+      </w:r>
+      <w:r>
+        <w:rPr>
+          <w:sz w:val="19"/>
+          <w:szCs w:val="19"/>
+        </w:rPr>
+        <w:t xml:space="preserve">Name the risk, rate it high, moderate or low with a reason, then give a </w:t>
       </w:r>
       <w:r>
         <w:rPr>
@@ -14247,7 +12946,7 @@
           <w:sz w:val="15"/>
           <w:szCs w:val="15"/>
         </w:rPr>
-        <w:t xml:space="preserve"> (29) </w:t>
+        <w:t xml:space="preserve"> (28) </w:t>
       </w:r>
       <w:r>
         <w:rPr>
@@ -14255,7 +12954,7 @@
           <w:sz w:val="19"/>
           <w:szCs w:val="19"/>
         </w:rPr>
-        <w:t xml:space="preserve">            </w:t>
+        <w:t xml:space="preserve">           </w:t>
       </w:r>
       <w:r>
         <w:rPr>
@@ -14269,14 +12968,14 @@
           <w:sz w:val="19"/>
           <w:szCs w:val="19"/>
         </w:rPr>
-        <w:t xml:space="preserve">. </w:t>
-      </w:r>
-      <w:r>
-        <w:rPr>
-          <w:sz w:val="19"/>
-          <w:szCs w:val="19"/>
-        </w:rPr>
-        <w:t xml:space="preserve">A general answer such as improve </w:t>
+        <w:t xml:space="preserve"> mitigation. </w:t>
+      </w:r>
+      <w:r>
+        <w:rPr>
+          <w:sz w:val="19"/>
+          <w:szCs w:val="19"/>
+        </w:rPr>
+        <w:t xml:space="preserve">A </w:t>
       </w:r>
       <w:r>
         <w:rPr>
@@ -14286,7 +12985,7 @@
           <w:sz w:val="15"/>
           <w:szCs w:val="15"/>
         </w:rPr>
-        <w:t xml:space="preserve"> (30) </w:t>
+        <w:t xml:space="preserve"> (29) </w:t>
       </w:r>
       <w:r>
         <w:rPr>
@@ -14308,7 +13007,7 @@
           <w:sz w:val="19"/>
           <w:szCs w:val="19"/>
         </w:rPr>
-        <w:t xml:space="preserve"> earns nothing. </w:t>
+        <w:t xml:space="preserve"> answer such as improve controls earns nothing. </w:t>
       </w:r>
     </w:p>
     <w:tbl>
@@ -14366,7 +13065,7 @@
                 <w:sz w:val="16"/>
                 <w:szCs w:val="16"/>
               </w:rPr>
-              <w:t xml:space="preserve">situation   ·   mitigation   ·   controls   ·   custodian</w:t>
+              <w:t xml:space="preserve">recommend   ·   specific   ·   general   ·   likelihood</w:t>
             </w:r>
           </w:p>
         </w:tc>
@@ -14387,8 +13086,8 @@
         </w:tblBorders>
       </w:tblPr>
       <w:tblGrid>
+        <w:gridCol w:w="4992"/>
         <w:gridCol w:w="4608"/>
-        <w:gridCol w:w="4992"/>
       </w:tblGrid>
       <w:tr>
         <w:tc>
@@ -14423,7 +13122,7 @@
       <w:tr>
         <w:tc>
           <w:tcPr>
-            <w:tcW w:type="pct" w:w="2400"/>
+            <w:tcW w:type="pct" w:w="2600"/>
             <w:shd w:fill="353A7C" w:val="clear"/>
             <w:tcMar>
               <w:top w:type="dxa" w:w="50"/>
@@ -14444,13 +13143,13 @@
                 <w:sz w:val="15"/>
                 <w:szCs w:val="15"/>
               </w:rPr>
-              <w:t xml:space="preserve">Item</w:t>
-            </w:r>
-          </w:p>
-        </w:tc>
-        <w:tc>
-          <w:tcPr>
-            <w:tcW w:type="pct" w:w="2600"/>
+              <w:t xml:space="preserve">Step taken or still outstanding</w:t>
+            </w:r>
+          </w:p>
+        </w:tc>
+        <w:tc>
+          <w:tcPr>
+            <w:tcW w:type="pct" w:w="2400"/>
             <w:shd w:fill="353A7C" w:val="clear"/>
             <w:tcMar>
               <w:top w:type="dxa" w:w="50"/>
@@ -14471,7 +13170,7 @@
                 <w:sz w:val="15"/>
                 <w:szCs w:val="15"/>
               </w:rPr>
-              <w:t xml:space="preserve">Answer</w:t>
+              <w:t xml:space="preserve">Category</w:t>
             </w:r>
           </w:p>
         </w:tc>
@@ -14479,7 +13178,7 @@
       <w:tr>
         <w:tc>
           <w:tcPr>
-            <w:tcW w:type="pct" w:w="2400"/>
+            <w:tcW w:type="pct" w:w="2600"/>
             <w:tcMar>
               <w:top w:type="dxa" w:w="50"/>
               <w:left w:type="dxa" w:w="110"/>
@@ -14496,13 +13195,14 @@
                 <w:sz w:val="15"/>
                 <w:szCs w:val="15"/>
               </w:rPr>
-              <w:t xml:space="preserve">A reconciliation that nobody performs</w:t>
-            </w:r>
-          </w:p>
-        </w:tc>
-        <w:tc>
-          <w:tcPr>
-            <w:tcW w:type="pct" w:w="2600"/>
+              <w:t xml:space="preserve">The control was redesigned and the duty named in a job description</w:t>
+            </w:r>
+          </w:p>
+        </w:tc>
+        <w:tc>
+          <w:tcPr>
+            <w:tcW w:type="pct" w:w="2400"/>
+            <w:shd w:fill="FFFFFF" w:val="clear"/>
             <w:tcMar>
               <w:top w:type="dxa" w:w="50"/>
               <w:left w:type="dxa" w:w="110"/>
@@ -14512,14 +13212,17 @@
           </w:tcPr>
           <w:p>
             <w:pPr>
-              <w:spacing w:before="28" w:after="28"/>
-            </w:pPr>
-            <w:r>
-              <w:rPr>
-                <w:sz w:val="15"/>
-                <w:szCs w:val="15"/>
-              </w:rPr>
-              <w:t xml:space="preserve">Control deficiency at least — the design is sound but the control does not operate, so it prevents or detects nothing</w:t>
+              <w:spacing w:before="46" w:after="46"/>
+            </w:pPr>
+            <w:r>
+              <w:rPr>
+                <w:b/>
+                <w:bCs/>
+                <w:color w:val="8186EF"/>
+                <w:sz w:val="14"/>
+                <w:szCs w:val="14"/>
+              </w:rPr>
+              <w:t xml:space="preserve">(30)</w:t>
             </w:r>
           </w:p>
         </w:tc>
@@ -14527,7 +13230,7 @@
       <w:tr>
         <w:tc>
           <w:tcPr>
-            <w:tcW w:type="pct" w:w="2400"/>
+            <w:tcW w:type="pct" w:w="2600"/>
             <w:shd w:fill="FBFAF6" w:val="clear"/>
             <w:tcMar>
               <w:top w:type="dxa" w:w="50"/>
@@ -14545,13 +13248,13 @@
                 <w:sz w:val="15"/>
                 <w:szCs w:val="15"/>
               </w:rPr>
-              <w:t xml:space="preserve">Approval limits that were never set</w:t>
-            </w:r>
-          </w:p>
-        </w:tc>
-        <w:tc>
-          <w:tcPr>
-            <w:tcW w:type="pct" w:w="2600"/>
+              <w:t xml:space="preserve">The revised procedure was circulated to staff</w:t>
+            </w:r>
+          </w:p>
+        </w:tc>
+        <w:tc>
+          <w:tcPr>
+            <w:tcW w:type="pct" w:w="2400"/>
             <w:shd w:fill="FBFAF6" w:val="clear"/>
             <w:tcMar>
               <w:top w:type="dxa" w:w="50"/>
@@ -14569,39 +13272,7 @@
                 <w:sz w:val="15"/>
                 <w:szCs w:val="15"/>
               </w:rPr>
-              <w:t xml:space="preserve">Why: there is no control to operate, so the </w:t>
-            </w:r>
-            <w:r>
-              <w:rPr>
-                <w:b/>
-                <w:bCs/>
-                <w:color w:val="8186EF"/>
-                <w:sz w:val="14"/>
-                <w:szCs w:val="14"/>
-              </w:rPr>
-              <w:t xml:space="preserve"> (31) </w:t>
-            </w:r>
-            <w:r>
-              <w:rPr>
-                <w:u w:val="single"/>
-                <w:sz w:val="15"/>
-                <w:szCs w:val="15"/>
-              </w:rPr>
-              <w:t xml:space="preserve">              </w:t>
-            </w:r>
-            <w:r>
-              <w:rPr>
-                <w:sz w:val="15"/>
-                <w:szCs w:val="15"/>
-              </w:rPr>
-              <w:t xml:space="preserve"> </w:t>
-            </w:r>
-            <w:r>
-              <w:rPr>
-                <w:sz w:val="15"/>
-                <w:szCs w:val="15"/>
-              </w:rPr>
-              <w:t xml:space="preserve"> is in the design rather than in how it is carried out</w:t>
+              <w:t xml:space="preserve">Already done</w:t>
             </w:r>
           </w:p>
         </w:tc>
@@ -14609,7 +13280,7 @@
       <w:tr>
         <w:tc>
           <w:tcPr>
-            <w:tcW w:type="pct" w:w="2400"/>
+            <w:tcW w:type="pct" w:w="2600"/>
             <w:tcMar>
               <w:top w:type="dxa" w:w="50"/>
               <w:left w:type="dxa" w:w="110"/>
@@ -14626,13 +13297,13 @@
                 <w:sz w:val="15"/>
                 <w:szCs w:val="15"/>
               </w:rPr>
-              <w:t xml:space="preserve">One person approves and pays, and the amounts are material</w:t>
-            </w:r>
-          </w:p>
-        </w:tc>
-        <w:tc>
-          <w:tcPr>
-            <w:tcW w:type="pct" w:w="2600"/>
+              <w:t xml:space="preserve">The new control has operated for a sufficient period</w:t>
+            </w:r>
+          </w:p>
+        </w:tc>
+        <w:tc>
+          <w:tcPr>
+            <w:tcW w:type="pct" w:w="2400"/>
             <w:tcMar>
               <w:top w:type="dxa" w:w="50"/>
               <w:left w:type="dxa" w:w="110"/>
@@ -14649,39 +13320,7 @@
                 <w:sz w:val="15"/>
                 <w:szCs w:val="15"/>
               </w:rPr>
-              <w:t xml:space="preserve">Material weakness — a reasonable possibility that a </w:t>
-            </w:r>
-            <w:r>
-              <w:rPr>
-                <w:b/>
-                <w:bCs/>
-                <w:color w:val="8186EF"/>
-                <w:sz w:val="14"/>
-                <w:szCs w:val="14"/>
-              </w:rPr>
-              <w:t xml:space="preserve"> (32) </w:t>
-            </w:r>
-            <w:r>
-              <w:rPr>
-                <w:u w:val="single"/>
-                <w:sz w:val="15"/>
-                <w:szCs w:val="15"/>
-              </w:rPr>
-              <w:t xml:space="preserve">              </w:t>
-            </w:r>
-            <w:r>
-              <w:rPr>
-                <w:sz w:val="15"/>
-                <w:szCs w:val="15"/>
-              </w:rPr>
-              <w:t xml:space="preserve"> </w:t>
-            </w:r>
-            <w:r>
-              <w:rPr>
-                <w:sz w:val="15"/>
-                <w:szCs w:val="15"/>
-              </w:rPr>
-              <w:t xml:space="preserve"> would not be prevented or detected</w:t>
+              <w:t xml:space="preserve">Still outstanding</w:t>
             </w:r>
           </w:p>
         </w:tc>
@@ -14689,7 +13328,7 @@
       <w:tr>
         <w:tc>
           <w:tcPr>
-            <w:tcW w:type="pct" w:w="2400"/>
+            <w:tcW w:type="pct" w:w="2600"/>
             <w:shd w:fill="FBFAF6" w:val="clear"/>
             <w:tcMar>
               <w:top w:type="dxa" w:w="50"/>
@@ -14707,13 +13346,13 @@
                 <w:sz w:val="15"/>
                 <w:szCs w:val="15"/>
               </w:rPr>
-              <w:t xml:space="preserve">A minor posting error found and corrected monthly</w:t>
-            </w:r>
-          </w:p>
-        </w:tc>
-        <w:tc>
-          <w:tcPr>
-            <w:tcW w:type="pct" w:w="2600"/>
+              <w:t xml:space="preserve">Someone independent has tested that the control works</w:t>
+            </w:r>
+          </w:p>
+        </w:tc>
+        <w:tc>
+          <w:tcPr>
+            <w:tcW w:type="pct" w:w="2400"/>
             <w:shd w:fill="FBFAF6" w:val="clear"/>
             <w:tcMar>
               <w:top w:type="dxa" w:w="50"/>
@@ -14731,7 +13370,7 @@
                 <w:sz w:val="15"/>
                 <w:szCs w:val="15"/>
               </w:rPr>
-              <w:t xml:space="preserve">Control deficiency — the detective control works, and the amounts are below the threshold for audit committee attention</w:t>
+              <w:t xml:space="preserve">Still outstanding</w:t>
             </w:r>
           </w:p>
         </w:tc>
@@ -14793,385 +13432,7 @@
                 <w:sz w:val="16"/>
                 <w:szCs w:val="16"/>
               </w:rPr>
-              <w:t xml:space="preserve">material misstatement   ·   deficiency   ·   detective control</w:t>
-            </w:r>
-          </w:p>
-        </w:tc>
-      </w:tr>
-    </w:tbl>
-    <w:p/>
-    <w:p>
-      <w:pPr>
-        <w:pageBreakBefore w:val="true"/>
-        <w:spacing w:after="0"/>
-      </w:pPr>
-      <w:r>
-        <w:rPr>
-          <w:sz w:val="2"/>
-        </w:rPr>
-        <w:t xml:space="preserve"> </w:t>
-      </w:r>
-    </w:p>
-    <w:tbl>
-      <w:tblPr>
-        <w:tblW w:type="pct" w:w="100%"/>
-        <w:tblLayout w:type="fixed"/>
-        <w:tblBorders>
-          <w:top w:val="single" w:color="353A7C" w:sz="6"/>
-          <w:left w:val="single" w:color="353A7C" w:sz="6"/>
-          <w:bottom w:val="single" w:color="353A7C" w:sz="6"/>
-          <w:right w:val="single" w:color="353A7C" w:sz="6"/>
-          <w:insideH w:val="single" w:color="353A7C" w:sz="6"/>
-          <w:insideV w:val="single" w:color="353A7C" w:sz="6"/>
-        </w:tblBorders>
-      </w:tblPr>
-      <w:tblGrid>
-        <w:gridCol w:w="4992"/>
-        <w:gridCol w:w="4608"/>
-      </w:tblGrid>
-      <w:tr>
-        <w:tc>
-          <w:tcPr>
-            <w:tcW w:type="pct" w:w="5000"/>
-            <w:gridSpan w:val="2"/>
-            <w:shd w:fill="353A7C" w:val="clear"/>
-            <w:tcMar>
-              <w:top w:type="dxa" w:w="60"/>
-              <w:left w:type="dxa" w:w="120"/>
-              <w:bottom w:type="dxa" w:w="60"/>
-              <w:right w:type="dxa" w:w="120"/>
-            </w:tcMar>
-          </w:tcPr>
-          <w:p>
-            <w:pPr>
-              <w:spacing w:before="40" w:after="40"/>
-            </w:pPr>
-            <w:r>
-              <w:rPr>
-                <w:b/>
-                <w:bCs/>
-                <w:color w:val="FFFFFF"/>
-                <w:sz w:val="17"/>
-                <w:szCs w:val="17"/>
-              </w:rPr>
-              <w:t xml:space="preserve">Step taken or still outstanding — Category</w:t>
-            </w:r>
-          </w:p>
-        </w:tc>
-      </w:tr>
-      <w:tr>
-        <w:tc>
-          <w:tcPr>
-            <w:tcW w:type="pct" w:w="2600"/>
-            <w:shd w:fill="353A7C" w:val="clear"/>
-            <w:tcMar>
-              <w:top w:type="dxa" w:w="50"/>
-              <w:left w:type="dxa" w:w="110"/>
-              <w:bottom w:type="dxa" w:w="50"/>
-              <w:right w:type="dxa" w:w="110"/>
-            </w:tcMar>
-          </w:tcPr>
-          <w:p>
-            <w:pPr>
-              <w:spacing w:before="30" w:after="30"/>
-            </w:pPr>
-            <w:r>
-              <w:rPr>
-                <w:b/>
-                <w:bCs/>
-                <w:color w:val="FFFFFF"/>
-                <w:sz w:val="15"/>
-                <w:szCs w:val="15"/>
-              </w:rPr>
-              <w:t xml:space="preserve">Step taken or still outstanding</w:t>
-            </w:r>
-          </w:p>
-        </w:tc>
-        <w:tc>
-          <w:tcPr>
-            <w:tcW w:type="pct" w:w="2400"/>
-            <w:shd w:fill="353A7C" w:val="clear"/>
-            <w:tcMar>
-              <w:top w:type="dxa" w:w="50"/>
-              <w:left w:type="dxa" w:w="110"/>
-              <w:bottom w:type="dxa" w:w="50"/>
-              <w:right w:type="dxa" w:w="110"/>
-            </w:tcMar>
-          </w:tcPr>
-          <w:p>
-            <w:pPr>
-              <w:spacing w:before="30" w:after="30"/>
-            </w:pPr>
-            <w:r>
-              <w:rPr>
-                <w:b/>
-                <w:bCs/>
-                <w:color w:val="FFFFFF"/>
-                <w:sz w:val="15"/>
-                <w:szCs w:val="15"/>
-              </w:rPr>
-              <w:t xml:space="preserve">Category</w:t>
-            </w:r>
-          </w:p>
-        </w:tc>
-      </w:tr>
-      <w:tr>
-        <w:tc>
-          <w:tcPr>
-            <w:tcW w:type="pct" w:w="2600"/>
-            <w:tcMar>
-              <w:top w:type="dxa" w:w="50"/>
-              <w:left w:type="dxa" w:w="110"/>
-              <w:bottom w:type="dxa" w:w="50"/>
-              <w:right w:type="dxa" w:w="110"/>
-            </w:tcMar>
-          </w:tcPr>
-          <w:p>
-            <w:pPr>
-              <w:spacing w:before="28" w:after="28"/>
-            </w:pPr>
-            <w:r>
-              <w:rPr>
-                <w:sz w:val="15"/>
-                <w:szCs w:val="15"/>
-              </w:rPr>
-              <w:t xml:space="preserve">The control was redesigned and the duty named in a job description</w:t>
-            </w:r>
-          </w:p>
-        </w:tc>
-        <w:tc>
-          <w:tcPr>
-            <w:tcW w:type="pct" w:w="2400"/>
-            <w:tcMar>
-              <w:top w:type="dxa" w:w="50"/>
-              <w:left w:type="dxa" w:w="110"/>
-              <w:bottom w:type="dxa" w:w="50"/>
-              <w:right w:type="dxa" w:w="110"/>
-            </w:tcMar>
-          </w:tcPr>
-          <w:p>
-            <w:pPr>
-              <w:spacing w:before="28" w:after="28"/>
-            </w:pPr>
-            <w:r>
-              <w:rPr>
-                <w:sz w:val="15"/>
-                <w:szCs w:val="15"/>
-              </w:rPr>
-              <w:t xml:space="preserve">Already done</w:t>
-            </w:r>
-          </w:p>
-        </w:tc>
-      </w:tr>
-      <w:tr>
-        <w:tc>
-          <w:tcPr>
-            <w:tcW w:type="pct" w:w="2600"/>
-            <w:shd w:fill="FBFAF6" w:val="clear"/>
-            <w:tcMar>
-              <w:top w:type="dxa" w:w="50"/>
-              <w:left w:type="dxa" w:w="110"/>
-              <w:bottom w:type="dxa" w:w="50"/>
-              <w:right w:type="dxa" w:w="110"/>
-            </w:tcMar>
-          </w:tcPr>
-          <w:p>
-            <w:pPr>
-              <w:spacing w:before="28" w:after="28"/>
-            </w:pPr>
-            <w:r>
-              <w:rPr>
-                <w:sz w:val="15"/>
-                <w:szCs w:val="15"/>
-              </w:rPr>
-              <w:t xml:space="preserve">The revised procedure was circulated to staff</w:t>
-            </w:r>
-          </w:p>
-        </w:tc>
-        <w:tc>
-          <w:tcPr>
-            <w:tcW w:type="pct" w:w="2400"/>
-            <w:shd w:fill="FFFFFF" w:val="clear"/>
-            <w:tcMar>
-              <w:top w:type="dxa" w:w="50"/>
-              <w:left w:type="dxa" w:w="110"/>
-              <w:bottom w:type="dxa" w:w="50"/>
-              <w:right w:type="dxa" w:w="110"/>
-            </w:tcMar>
-          </w:tcPr>
-          <w:p>
-            <w:pPr>
-              <w:spacing w:before="46" w:after="46"/>
-            </w:pPr>
-            <w:r>
-              <w:rPr>
-                <w:b/>
-                <w:bCs/>
-                <w:color w:val="8186EF"/>
-                <w:sz w:val="14"/>
-                <w:szCs w:val="14"/>
-              </w:rPr>
-              <w:t xml:space="preserve">(33)</w:t>
-            </w:r>
-          </w:p>
-        </w:tc>
-      </w:tr>
-      <w:tr>
-        <w:tc>
-          <w:tcPr>
-            <w:tcW w:type="pct" w:w="2600"/>
-            <w:tcMar>
-              <w:top w:type="dxa" w:w="50"/>
-              <w:left w:type="dxa" w:w="110"/>
-              <w:bottom w:type="dxa" w:w="50"/>
-              <w:right w:type="dxa" w:w="110"/>
-            </w:tcMar>
-          </w:tcPr>
-          <w:p>
-            <w:pPr>
-              <w:spacing w:before="28" w:after="28"/>
-            </w:pPr>
-            <w:r>
-              <w:rPr>
-                <w:sz w:val="15"/>
-                <w:szCs w:val="15"/>
-              </w:rPr>
-              <w:t xml:space="preserve">The new control has operated for a sufficient period</w:t>
-            </w:r>
-          </w:p>
-        </w:tc>
-        <w:tc>
-          <w:tcPr>
-            <w:tcW w:type="pct" w:w="2400"/>
-            <w:tcMar>
-              <w:top w:type="dxa" w:w="50"/>
-              <w:left w:type="dxa" w:w="110"/>
-              <w:bottom w:type="dxa" w:w="50"/>
-              <w:right w:type="dxa" w:w="110"/>
-            </w:tcMar>
-          </w:tcPr>
-          <w:p>
-            <w:pPr>
-              <w:spacing w:before="28" w:after="28"/>
-            </w:pPr>
-            <w:r>
-              <w:rPr>
-                <w:sz w:val="15"/>
-                <w:szCs w:val="15"/>
-              </w:rPr>
-              <w:t xml:space="preserve">Still outstanding</w:t>
-            </w:r>
-          </w:p>
-        </w:tc>
-      </w:tr>
-      <w:tr>
-        <w:tc>
-          <w:tcPr>
-            <w:tcW w:type="pct" w:w="2600"/>
-            <w:shd w:fill="FBFAF6" w:val="clear"/>
-            <w:tcMar>
-              <w:top w:type="dxa" w:w="50"/>
-              <w:left w:type="dxa" w:w="110"/>
-              <w:bottom w:type="dxa" w:w="50"/>
-              <w:right w:type="dxa" w:w="110"/>
-            </w:tcMar>
-          </w:tcPr>
-          <w:p>
-            <w:pPr>
-              <w:spacing w:before="28" w:after="28"/>
-            </w:pPr>
-            <w:r>
-              <w:rPr>
-                <w:sz w:val="15"/>
-                <w:szCs w:val="15"/>
-              </w:rPr>
-              <w:t xml:space="preserve">Someone independent has tested that the control works</w:t>
-            </w:r>
-          </w:p>
-        </w:tc>
-        <w:tc>
-          <w:tcPr>
-            <w:tcW w:type="pct" w:w="2400"/>
-            <w:shd w:fill="FBFAF6" w:val="clear"/>
-            <w:tcMar>
-              <w:top w:type="dxa" w:w="50"/>
-              <w:left w:type="dxa" w:w="110"/>
-              <w:bottom w:type="dxa" w:w="50"/>
-              <w:right w:type="dxa" w:w="110"/>
-            </w:tcMar>
-          </w:tcPr>
-          <w:p>
-            <w:pPr>
-              <w:spacing w:before="28" w:after="28"/>
-            </w:pPr>
-            <w:r>
-              <w:rPr>
-                <w:sz w:val="15"/>
-                <w:szCs w:val="15"/>
-              </w:rPr>
-              <w:t xml:space="preserve">Still outstanding</w:t>
-            </w:r>
-          </w:p>
-        </w:tc>
-      </w:tr>
-    </w:tbl>
-    <w:p/>
-    <w:tbl>
-      <w:tblPr>
-        <w:tblW w:type="pct" w:w="100%"/>
-        <w:tblLayout w:type="fixed"/>
-        <w:tblBorders>
-          <w:top w:val="single" w:color="FBFAF6" w:sz="4"/>
-          <w:left w:val="single" w:color="FBFAF6" w:sz="4"/>
-          <w:bottom w:val="single" w:color="FBFAF6" w:sz="4"/>
-          <w:right w:val="single" w:color="FBFAF6" w:sz="4"/>
-          <w:insideH w:val="single" w:color="FBFAF6" w:sz="4"/>
-          <w:insideV w:val="single" w:color="FBFAF6" w:sz="4"/>
-        </w:tblBorders>
-      </w:tblPr>
-      <w:tblGrid>
-        <w:gridCol w:w="9600"/>
-      </w:tblGrid>
-      <w:tr>
-        <w:tc>
-          <w:tcPr>
-            <w:tcW w:type="pct" w:w="5000"/>
-            <w:shd w:fill="FBFAF6" w:val="clear"/>
-            <w:tcMar>
-              <w:top w:type="dxa" w:w="40"/>
-              <w:left w:type="dxa" w:w="100"/>
-              <w:bottom w:type="dxa" w:w="40"/>
-              <w:right w:type="dxa" w:w="100"/>
-            </w:tcMar>
-          </w:tcPr>
-          <w:p>
-            <w:pPr>
-              <w:spacing w:before="18" w:after="6"/>
-            </w:pPr>
-            <w:r>
-              <w:rPr>
-                <w:b/>
-                <w:bCs/>
-                <w:color w:val="6B7280"/>
-                <w:sz w:val="14"/>
-                <w:szCs w:val="14"/>
-              </w:rPr>
-              <w:t xml:space="preserve">word list</w:t>
-            </w:r>
-          </w:p>
-          <w:p>
-            <w:pPr>
-              <w:spacing w:before="0" w:after="18"/>
-            </w:pPr>
-            <w:r>
-              <w:rPr>
-                <w:b/>
-                <w:bCs/>
-                <w:color w:val="353A7C"/>
-                <w:sz w:val="16"/>
-                <w:szCs w:val="16"/>
-              </w:rPr>
-              <w:t xml:space="preserve">Control risk   ·   Already done</w:t>
+              <w:t xml:space="preserve">Design deficiency   ·   Already done</w:t>
             </w:r>
           </w:p>
         </w:tc>
@@ -15301,14 +13562,14 @@
                 <w:sz w:val="16"/>
                 <w:szCs w:val="16"/>
               </w:rPr>
-              <w:t xml:space="preserve">18  </w:t>
-            </w:r>
-            <w:r>
-              <w:rPr>
-                <w:sz w:val="16"/>
-                <w:szCs w:val="16"/>
-              </w:rPr>
-              <w:t xml:space="preserve">non-standard</w:t>
+              <w:t xml:space="preserve">16  </w:t>
+            </w:r>
+            <w:r>
+              <w:rPr>
+                <w:sz w:val="16"/>
+                <w:szCs w:val="16"/>
+              </w:rPr>
+              <w:t xml:space="preserve">assessment</w:t>
             </w:r>
           </w:p>
         </w:tc>
@@ -15343,7 +13604,7 @@
                 <w:sz w:val="16"/>
                 <w:szCs w:val="16"/>
               </w:rPr>
-              <w:t xml:space="preserve">recommends</w:t>
+              <w:t xml:space="preserve">across</w:t>
             </w:r>
           </w:p>
         </w:tc>
@@ -15369,14 +13630,14 @@
                 <w:sz w:val="16"/>
                 <w:szCs w:val="16"/>
               </w:rPr>
-              <w:t xml:space="preserve">19  </w:t>
-            </w:r>
-            <w:r>
-              <w:rPr>
-                <w:sz w:val="16"/>
-                <w:szCs w:val="16"/>
-              </w:rPr>
-              <w:t xml:space="preserve">quarterly</w:t>
+              <w:t xml:space="preserve">17  </w:t>
+            </w:r>
+            <w:r>
+              <w:rPr>
+                <w:sz w:val="16"/>
+                <w:szCs w:val="16"/>
+              </w:rPr>
+              <w:t xml:space="preserve">dishonesty</w:t>
             </w:r>
           </w:p>
         </w:tc>
@@ -15411,7 +13672,7 @@
                 <w:sz w:val="16"/>
                 <w:szCs w:val="16"/>
               </w:rPr>
-              <w:t xml:space="preserve">recommendation</w:t>
+              <w:t xml:space="preserve">recommends</w:t>
             </w:r>
           </w:p>
         </w:tc>
@@ -15437,14 +13698,14 @@
                 <w:sz w:val="16"/>
                 <w:szCs w:val="16"/>
               </w:rPr>
-              <w:t xml:space="preserve">20  </w:t>
-            </w:r>
-            <w:r>
-              <w:rPr>
-                <w:sz w:val="16"/>
-                <w:szCs w:val="16"/>
-              </w:rPr>
-              <w:t xml:space="preserve">person</w:t>
+              <w:t xml:space="preserve">18  </w:t>
+            </w:r>
+            <w:r>
+              <w:rPr>
+                <w:sz w:val="16"/>
+                <w:szCs w:val="16"/>
+              </w:rPr>
+              <w:t xml:space="preserve">separated</w:t>
             </w:r>
           </w:p>
         </w:tc>
@@ -15479,7 +13740,7 @@
                 <w:sz w:val="16"/>
                 <w:szCs w:val="16"/>
               </w:rPr>
-              <w:t xml:space="preserve">Purchasing</w:t>
+              <w:t xml:space="preserve">recommendation</w:t>
             </w:r>
           </w:p>
         </w:tc>
@@ -15505,14 +13766,14 @@
                 <w:sz w:val="16"/>
                 <w:szCs w:val="16"/>
               </w:rPr>
-              <w:t xml:space="preserve">21  </w:t>
-            </w:r>
-            <w:r>
-              <w:rPr>
-                <w:sz w:val="16"/>
-                <w:szCs w:val="16"/>
-              </w:rPr>
-              <w:t xml:space="preserve">comparing</w:t>
+              <w:t xml:space="preserve">19  </w:t>
+            </w:r>
+            <w:r>
+              <w:rPr>
+                <w:sz w:val="16"/>
+                <w:szCs w:val="16"/>
+              </w:rPr>
+              <w:t xml:space="preserve">implementation</w:t>
             </w:r>
           </w:p>
         </w:tc>
@@ -15547,7 +13808,7 @@
                 <w:sz w:val="16"/>
                 <w:szCs w:val="16"/>
               </w:rPr>
-              <w:t xml:space="preserve">custody</w:t>
+              <w:t xml:space="preserve">definition</w:t>
             </w:r>
           </w:p>
         </w:tc>
@@ -15573,14 +13834,14 @@
                 <w:sz w:val="16"/>
                 <w:szCs w:val="16"/>
               </w:rPr>
-              <w:t xml:space="preserve">22  </w:t>
-            </w:r>
-            <w:r>
-              <w:rPr>
-                <w:sz w:val="16"/>
-                <w:szCs w:val="16"/>
-              </w:rPr>
-              <w:t xml:space="preserve">A reasonable possibility of material misstatement</w:t>
+              <w:t xml:space="preserve">20  </w:t>
+            </w:r>
+            <w:r>
+              <w:rPr>
+                <w:sz w:val="16"/>
+                <w:szCs w:val="16"/>
+              </w:rPr>
+              <w:t xml:space="preserve">management</w:t>
             </w:r>
           </w:p>
         </w:tc>
@@ -15615,7 +13876,7 @@
                 <w:sz w:val="16"/>
                 <w:szCs w:val="16"/>
               </w:rPr>
-              <w:t xml:space="preserve">oversight</w:t>
+              <w:t xml:space="preserve">failure</w:t>
             </w:r>
           </w:p>
         </w:tc>
@@ -15641,14 +13902,14 @@
                 <w:sz w:val="16"/>
                 <w:szCs w:val="16"/>
               </w:rPr>
-              <w:t xml:space="preserve">23  </w:t>
-            </w:r>
-            <w:r>
-              <w:rPr>
-                <w:sz w:val="16"/>
-                <w:szCs w:val="16"/>
-              </w:rPr>
-              <w:t xml:space="preserve">Below the threshold for audit committee attention</w:t>
+              <w:t xml:space="preserve">21  </w:t>
+            </w:r>
+            <w:r>
+              <w:rPr>
+                <w:sz w:val="16"/>
+                <w:szCs w:val="16"/>
+              </w:rPr>
+              <w:t xml:space="preserve">material misstatement</w:t>
             </w:r>
           </w:p>
         </w:tc>
@@ -15683,7 +13944,7 @@
                 <w:sz w:val="16"/>
                 <w:szCs w:val="16"/>
               </w:rPr>
-              <w:t xml:space="preserve">independently</w:t>
+              <w:t xml:space="preserve">Keep the design and test it each quarter</w:t>
             </w:r>
           </w:p>
         </w:tc>
@@ -15709,14 +13970,14 @@
                 <w:sz w:val="16"/>
                 <w:szCs w:val="16"/>
               </w:rPr>
-              <w:t xml:space="preserve">24  </w:t>
-            </w:r>
-            <w:r>
-              <w:rPr>
-                <w:sz w:val="16"/>
-                <w:szCs w:val="16"/>
-              </w:rPr>
-              <w:t xml:space="preserve">controls</w:t>
+              <w:t xml:space="preserve">22  </w:t>
+            </w:r>
+            <w:r>
+              <w:rPr>
+                <w:sz w:val="16"/>
+                <w:szCs w:val="16"/>
+              </w:rPr>
+              <w:t xml:space="preserve">detective control</w:t>
             </w:r>
           </w:p>
         </w:tc>
@@ -15777,14 +14038,14 @@
                 <w:sz w:val="16"/>
                 <w:szCs w:val="16"/>
               </w:rPr>
-              <w:t xml:space="preserve">25  </w:t>
-            </w:r>
-            <w:r>
-              <w:rPr>
-                <w:sz w:val="16"/>
-                <w:szCs w:val="16"/>
-              </w:rPr>
-              <w:t xml:space="preserve">manual</w:t>
+              <w:t xml:space="preserve">23  </w:t>
+            </w:r>
+            <w:r>
+              <w:rPr>
+                <w:sz w:val="16"/>
+                <w:szCs w:val="16"/>
+              </w:rPr>
+              <w:t xml:space="preserve">against</w:t>
             </w:r>
           </w:p>
         </w:tc>
@@ -15819,7 +14080,7 @@
                 <w:sz w:val="16"/>
                 <w:szCs w:val="16"/>
               </w:rPr>
-              <w:t xml:space="preserve">Moderate</w:t>
+              <w:t xml:space="preserve">fallen</w:t>
             </w:r>
           </w:p>
         </w:tc>
@@ -15845,14 +14106,14 @@
                 <w:sz w:val="16"/>
                 <w:szCs w:val="16"/>
               </w:rPr>
-              <w:t xml:space="preserve">26  </w:t>
-            </w:r>
-            <w:r>
-              <w:rPr>
-                <w:sz w:val="16"/>
-                <w:szCs w:val="16"/>
-              </w:rPr>
-              <w:t xml:space="preserve">likelihood</w:t>
+              <w:t xml:space="preserve">24  </w:t>
+            </w:r>
+            <w:r>
+              <w:rPr>
+                <w:sz w:val="16"/>
+                <w:szCs w:val="16"/>
+              </w:rPr>
+              <w:t xml:space="preserve">actually</w:t>
             </w:r>
           </w:p>
         </w:tc>
@@ -15887,7 +14148,7 @@
                 <w:sz w:val="16"/>
                 <w:szCs w:val="16"/>
               </w:rPr>
-              <w:t xml:space="preserve">independent</w:t>
+              <w:t xml:space="preserve">limited</w:t>
             </w:r>
           </w:p>
         </w:tc>
@@ -15913,14 +14174,14 @@
                 <w:sz w:val="16"/>
                 <w:szCs w:val="16"/>
               </w:rPr>
-              <w:t xml:space="preserve">27  </w:t>
-            </w:r>
-            <w:r>
-              <w:rPr>
-                <w:sz w:val="16"/>
-                <w:szCs w:val="16"/>
-              </w:rPr>
-              <w:t xml:space="preserve">Remediation</w:t>
+              <w:t xml:space="preserve">25  </w:t>
+            </w:r>
+            <w:r>
+              <w:rPr>
+                <w:sz w:val="16"/>
+                <w:szCs w:val="16"/>
+              </w:rPr>
+              <w:t xml:space="preserve">likelihood</w:t>
             </w:r>
           </w:p>
         </w:tc>
@@ -15955,7 +14216,7 @@
                 <w:sz w:val="16"/>
                 <w:szCs w:val="16"/>
               </w:rPr>
-              <w:t xml:space="preserve">possibility</w:t>
+              <w:t xml:space="preserve">custodian</w:t>
             </w:r>
           </w:p>
         </w:tc>
@@ -15981,14 +14242,14 @@
                 <w:sz w:val="16"/>
                 <w:szCs w:val="16"/>
               </w:rPr>
-              <w:t xml:space="preserve">28  </w:t>
-            </w:r>
-            <w:r>
-              <w:rPr>
-                <w:sz w:val="16"/>
-                <w:szCs w:val="16"/>
-              </w:rPr>
-              <w:t xml:space="preserve">situation</w:t>
+              <w:t xml:space="preserve">26  </w:t>
+            </w:r>
+            <w:r>
+              <w:rPr>
+                <w:sz w:val="16"/>
+                <w:szCs w:val="16"/>
+              </w:rPr>
+              <w:t xml:space="preserve">Remediation</w:t>
             </w:r>
           </w:p>
         </w:tc>
@@ -16023,7 +14284,7 @@
                 <w:sz w:val="16"/>
                 <w:szCs w:val="16"/>
               </w:rPr>
-              <w:t xml:space="preserve">remains</w:t>
+              <w:t xml:space="preserve">finance</w:t>
             </w:r>
           </w:p>
         </w:tc>
@@ -16049,14 +14310,14 @@
                 <w:sz w:val="16"/>
                 <w:szCs w:val="16"/>
               </w:rPr>
-              <w:t xml:space="preserve">29  </w:t>
-            </w:r>
-            <w:r>
-              <w:rPr>
-                <w:sz w:val="16"/>
-                <w:szCs w:val="16"/>
-              </w:rPr>
-              <w:t xml:space="preserve">mitigation</w:t>
+              <w:t xml:space="preserve">27  </w:t>
+            </w:r>
+            <w:r>
+              <w:rPr>
+                <w:sz w:val="16"/>
+                <w:szCs w:val="16"/>
+              </w:rPr>
+              <w:t xml:space="preserve">recommend</w:t>
             </w:r>
           </w:p>
         </w:tc>
@@ -16091,7 +14352,7 @@
                 <w:sz w:val="16"/>
                 <w:szCs w:val="16"/>
               </w:rPr>
-              <w:t xml:space="preserve">changed</w:t>
+              <w:t xml:space="preserve">remove</w:t>
             </w:r>
           </w:p>
         </w:tc>
@@ -16117,14 +14378,14 @@
                 <w:sz w:val="16"/>
                 <w:szCs w:val="16"/>
               </w:rPr>
-              <w:t xml:space="preserve">30  </w:t>
-            </w:r>
-            <w:r>
-              <w:rPr>
-                <w:sz w:val="16"/>
-                <w:szCs w:val="16"/>
-              </w:rPr>
-              <w:t xml:space="preserve">controls</w:t>
+              <w:t xml:space="preserve">28  </w:t>
+            </w:r>
+            <w:r>
+              <w:rPr>
+                <w:sz w:val="16"/>
+                <w:szCs w:val="16"/>
+              </w:rPr>
+              <w:t xml:space="preserve">specific</w:t>
             </w:r>
           </w:p>
         </w:tc>
@@ -16159,7 +14420,7 @@
                 <w:sz w:val="16"/>
                 <w:szCs w:val="16"/>
               </w:rPr>
-              <w:t xml:space="preserve">amounts</w:t>
+              <w:t xml:space="preserve">comparing</w:t>
             </w:r>
           </w:p>
         </w:tc>
@@ -16185,14 +14446,14 @@
                 <w:sz w:val="16"/>
                 <w:szCs w:val="16"/>
               </w:rPr>
-              <w:t xml:space="preserve">31  </w:t>
-            </w:r>
-            <w:r>
-              <w:rPr>
-                <w:sz w:val="16"/>
-                <w:szCs w:val="16"/>
-              </w:rPr>
-              <w:t xml:space="preserve">deficiency</w:t>
+              <w:t xml:space="preserve">29  </w:t>
+            </w:r>
+            <w:r>
+              <w:rPr>
+                <w:sz w:val="16"/>
+                <w:szCs w:val="16"/>
+              </w:rPr>
+              <w:t xml:space="preserve">general</w:t>
             </w:r>
           </w:p>
         </w:tc>
@@ -16227,7 +14488,7 @@
                 <w:sz w:val="16"/>
                 <w:szCs w:val="16"/>
               </w:rPr>
-              <w:t xml:space="preserve">group's</w:t>
+              <w:t xml:space="preserve">significant</w:t>
             </w:r>
           </w:p>
         </w:tc>
@@ -16253,75 +14514,7 @@
                 <w:sz w:val="16"/>
                 <w:szCs w:val="16"/>
               </w:rPr>
-              <w:t xml:space="preserve">32  </w:t>
-            </w:r>
-            <w:r>
-              <w:rPr>
-                <w:sz w:val="16"/>
-                <w:szCs w:val="16"/>
-              </w:rPr>
-              <w:t xml:space="preserve">material misstatement</w:t>
-            </w:r>
-          </w:p>
-        </w:tc>
-      </w:tr>
-      <w:tr>
-        <w:tc>
-          <w:tcPr>
-            <w:tcW w:type="pct" w:w="2500"/>
-            <w:tcMar>
-              <w:top w:type="dxa" w:w="20"/>
-              <w:left w:type="dxa" w:w="80"/>
-              <w:bottom w:type="dxa" w:w="20"/>
-              <w:right w:type="dxa" w:w="80"/>
-            </w:tcMar>
-          </w:tcPr>
-          <w:p>
-            <w:pPr>
-              <w:spacing w:before="12" w:after="12"/>
-            </w:pPr>
-            <w:r>
-              <w:rPr>
-                <w:b/>
-                <w:bCs/>
-                <w:color w:val="8186EF"/>
-                <w:sz w:val="16"/>
-                <w:szCs w:val="16"/>
-              </w:rPr>
-              <w:t xml:space="preserve">16  </w:t>
-            </w:r>
-            <w:r>
-              <w:rPr>
-                <w:sz w:val="16"/>
-                <w:szCs w:val="16"/>
-              </w:rPr>
-              <w:t xml:space="preserve">custodian</w:t>
-            </w:r>
-          </w:p>
-        </w:tc>
-        <w:tc>
-          <w:tcPr>
-            <w:tcW w:type="pct" w:w="2500"/>
-            <w:tcMar>
-              <w:top w:type="dxa" w:w="20"/>
-              <w:left w:type="dxa" w:w="80"/>
-              <w:bottom w:type="dxa" w:w="20"/>
-              <w:right w:type="dxa" w:w="80"/>
-            </w:tcMar>
-          </w:tcPr>
-          <w:p>
-            <w:pPr>
-              <w:spacing w:before="12" w:after="12"/>
-            </w:pPr>
-            <w:r>
-              <w:rPr>
-                <w:b/>
-                <w:bCs/>
-                <w:color w:val="8186EF"/>
-                <w:sz w:val="16"/>
-                <w:szCs w:val="16"/>
-              </w:rPr>
-              <w:t xml:space="preserve">33  </w:t>
+              <w:t xml:space="preserve">30  </w:t>
             </w:r>
             <w:r>
               <w:rPr>
@@ -16329,64 +14522,6 @@
                 <w:szCs w:val="16"/>
               </w:rPr>
               <w:t xml:space="preserve">Already done</w:t>
-            </w:r>
-          </w:p>
-        </w:tc>
-      </w:tr>
-      <w:tr>
-        <w:tc>
-          <w:tcPr>
-            <w:tcW w:type="pct" w:w="2500"/>
-            <w:tcMar>
-              <w:top w:type="dxa" w:w="20"/>
-              <w:left w:type="dxa" w:w="80"/>
-              <w:bottom w:type="dxa" w:w="20"/>
-              <w:right w:type="dxa" w:w="80"/>
-            </w:tcMar>
-          </w:tcPr>
-          <w:p>
-            <w:pPr>
-              <w:spacing w:before="12" w:after="12"/>
-            </w:pPr>
-            <w:r>
-              <w:rPr>
-                <w:b/>
-                <w:bCs/>
-                <w:color w:val="8186EF"/>
-                <w:sz w:val="16"/>
-                <w:szCs w:val="16"/>
-              </w:rPr>
-              <w:t xml:space="preserve">17  </w:t>
-            </w:r>
-            <w:r>
-              <w:rPr>
-                <w:sz w:val="16"/>
-                <w:szCs w:val="16"/>
-              </w:rPr>
-              <w:t xml:space="preserve">dispatches</w:t>
-            </w:r>
-          </w:p>
-        </w:tc>
-        <w:tc>
-          <w:tcPr>
-            <w:tcW w:type="pct" w:w="2500"/>
-            <w:tcMar>
-              <w:top w:type="dxa" w:w="20"/>
-              <w:left w:type="dxa" w:w="80"/>
-              <w:bottom w:type="dxa" w:w="20"/>
-              <w:right w:type="dxa" w:w="80"/>
-            </w:tcMar>
-          </w:tcPr>
-          <w:p>
-            <w:pPr>
-              <w:spacing w:before="24" w:after="24"/>
-            </w:pPr>
-            <w:r>
-              <w:rPr>
-                <w:sz w:val="16"/>
-                <w:szCs w:val="16"/>
-              </w:rPr>
-              <w:t xml:space="preserve"/>
             </w:r>
           </w:p>
         </w:tc>
@@ -16967,7 +15102,7 @@
               <w:sz w:val="16"/>
               <w:szCs w:val="16"/>
             </w:rPr>
-            <w:t xml:space="preserve"> of 3</w:t>
+            <w:t xml:space="preserve"> of 2</w:t>
           </w:r>
         </w:p>
       </w:tc>
